--- a/lessons/9-2/downloads/reveal/teacher/9.2-session-2-prerequisite-practice-a.docx
+++ b/lessons/9-2/downloads/reveal/teacher/9.2-session-2-prerequisite-practice-a.docx
@@ -15,10 +15,28 @@
         <w:rPr>
           <w:rFonts w:ascii="Avenir Next" w:hAnsi="Avenir Next" w:cs="Avenir Next" w:eastAsia="Avenir Next"/>
           <w:color w:val="1A1A1A"/>
+          <w:sz w:val="22"/>
+          <w:szCs w:val="20"/>
+        </w:rPr>
+        <w:t xml:space="preserve">Name</w:t>
+      </w:r>
+      <w:r>
+        <w:rPr>
+          <w:rFonts w:ascii="Avenir Next" w:hAnsi="Avenir Next" w:cs="Avenir Next" w:eastAsia="Avenir Next"/>
+          <w:color w:val="1A1A1A"/>
           <w:sz w:val="20"/>
           <w:szCs w:val="20"/>
         </w:rPr>
-        <w:t xml:space="preserve">Name</w:t>
+        <w:tab/>
+      </w:r>
+      <w:r>
+        <w:rPr>
+          <w:rFonts w:ascii="Avenir Next" w:hAnsi="Avenir Next" w:cs="Avenir Next" w:eastAsia="Avenir Next"/>
+          <w:color w:val="1A1A1A"/>
+          <w:sz w:val="22"/>
+          <w:szCs w:val="20"/>
+        </w:rPr>
+        <w:t xml:space="preserve">   Date</w:t>
       </w:r>
       <w:r>
         <w:rPr>
@@ -33,25 +51,7 @@
         <w:rPr>
           <w:rFonts w:ascii="Avenir Next" w:hAnsi="Avenir Next" w:cs="Avenir Next" w:eastAsia="Avenir Next"/>
           <w:color w:val="1A1A1A"/>
-          <w:sz w:val="20"/>
-          <w:szCs w:val="20"/>
-        </w:rPr>
-        <w:t xml:space="preserve">   Date</w:t>
-      </w:r>
-      <w:r>
-        <w:rPr>
-          <w:rFonts w:ascii="Avenir Next" w:hAnsi="Avenir Next" w:cs="Avenir Next" w:eastAsia="Avenir Next"/>
-          <w:color w:val="1A1A1A"/>
-          <w:sz w:val="20"/>
-          <w:szCs w:val="20"/>
-        </w:rPr>
-        <w:tab/>
-      </w:r>
-      <w:r>
-        <w:rPr>
-          <w:rFonts w:ascii="Avenir Next" w:hAnsi="Avenir Next" w:cs="Avenir Next" w:eastAsia="Avenir Next"/>
-          <w:color w:val="1A1A1A"/>
-          <w:sz w:val="20"/>
+          <w:sz w:val="22"/>
           <w:szCs w:val="20"/>
         </w:rPr>
         <w:t xml:space="preserve">   Period</w:t>
@@ -78,7 +78,7 @@
           <w:caps/>
           <w:color w:val="003A70"/>
           <w:spacing w:val="12"/>
-          <w:sz w:val="19"/>
+          <w:sz w:val="22"/>
           <w:szCs w:val="19"/>
         </w:rPr>
         <w:t xml:space="preserve">Lesson 9-2  ·  Session 2  ·  Prerequisite Practice A  ·  Skill 1 of 2</w:t>
@@ -86,6 +86,7 @@
     </w:p>
     <w:p>
       <w:pPr>
+        <w:pStyle w:val="Heading1"/>
         <w:keepNext/>
         <w:spacing w:before="0" w:after="10" w:line="240" w:lineRule="auto"/>
       </w:pPr>
@@ -111,7 +112,7 @@
         <w:rPr>
           <w:rFonts w:ascii="Avenir Next" w:hAnsi="Avenir Next" w:cs="Avenir Next" w:eastAsia="Avenir Next"/>
           <w:color w:val="5A5F66"/>
-          <w:sz w:val="17"/>
+          <w:sz w:val="22"/>
           <w:szCs w:val="17"/>
         </w:rPr>
         <w:t xml:space="preserve">Builds on Grade 5 · 5.G.A.2</w:t>
@@ -154,6 +155,7 @@
           </w:tcPr>
           <w:p>
             <w:pPr>
+              <w:pStyle w:val="Heading2"/>
               <w:spacing w:before="0" w:after="0" w:line="252" w:lineRule="auto"/>
             </w:pPr>
             <w:r>
@@ -183,7 +185,7 @@
               <w:rPr>
                 <w:rFonts w:ascii="Avenir Next" w:hAnsi="Avenir Next" w:cs="Avenir Next" w:eastAsia="Avenir Next"/>
                 <w:color w:val="1A1A1A"/>
-                <w:sz w:val="20"/>
+                <w:sz w:val="22"/>
                 <w:szCs w:val="20"/>
               </w:rPr>
               <w:t xml:space="preserve">You will read (4, 28) on a scooter graph: 4 minutes cost $28.</w:t>
@@ -203,6 +205,7 @@
           </w:tcPr>
           <w:p>
             <w:pPr>
+              <w:pStyle w:val="Heading2"/>
               <w:spacing w:before="0" w:after="0" w:line="252" w:lineRule="auto"/>
             </w:pPr>
             <w:r>
@@ -232,7 +235,7 @@
               <w:rPr>
                 <w:rFonts w:ascii="Avenir Next" w:hAnsi="Avenir Next" w:cs="Avenir Next" w:eastAsia="Avenir Next"/>
                 <w:color w:val="1A1A1A"/>
-                <w:sz w:val="20"/>
+                <w:sz w:val="22"/>
                 <w:szCs w:val="20"/>
               </w:rPr>
               <w:t xml:space="preserve">Read a point on a graph whose </w:t>
@@ -242,7 +245,7 @@
                 <w:rFonts w:ascii="Avenir Next" w:hAnsi="Avenir Next" w:cs="Avenir Next" w:eastAsia="Avenir Next"/>
                 <w:i/>
                 <w:color w:val="1A1A1A"/>
-                <w:sz w:val="20"/>
+                <w:sz w:val="22"/>
                 <w:szCs w:val="20"/>
               </w:rPr>
               <w:t xml:space="preserve">y</w:t>
@@ -251,7 +254,7 @@
               <w:rPr>
                 <w:rFonts w:ascii="Avenir Next" w:hAnsi="Avenir Next" w:cs="Avenir Next" w:eastAsia="Avenir Next"/>
                 <w:color w:val="1A1A1A"/>
-                <w:sz w:val="20"/>
+                <w:sz w:val="22"/>
                 <w:szCs w:val="20"/>
               </w:rPr>
               <w:t xml:space="preserve">-axis counts by 5s or 10s.  </w:t>
@@ -261,7 +264,7 @@
                 <w:rFonts w:ascii="Avenir Next" w:hAnsi="Avenir Next" w:cs="Avenir Next" w:eastAsia="Avenir Next"/>
                 <w:b/>
                 <w:color w:val="1A1A1A"/>
-                <w:sz w:val="20"/>
+                <w:sz w:val="22"/>
                 <w:szCs w:val="20"/>
               </w:rPr>
               <w:t xml:space="preserve">You will use it in Practice Form A, problems 2 and 6.</w:t>
@@ -272,6 +275,7 @@
     </w:tbl>
     <w:p>
       <w:pPr>
+        <w:pStyle w:val="Heading2"/>
         <w:keepNext/>
         <w:pBdr>
           <w:bottom w:val="single" w:sz="8" w:space="3" w:color="003A70"/>
@@ -287,7 +291,7 @@
           <w:b/>
           <w:color w:val="003A70"/>
           <w:spacing w:val="14"/>
-          <w:sz w:val="19"/>
+          <w:sz w:val="22"/>
           <w:szCs w:val="19"/>
         </w:rPr>
         <w:t xml:space="preserve">STEPS TO FOLLOW</w:t>
@@ -306,7 +310,7 @@
           <w:rFonts w:ascii="Avenir Next" w:hAnsi="Avenir Next" w:cs="Avenir Next" w:eastAsia="Avenir Next"/>
           <w:i/>
           <w:color w:val="5A5F66"/>
-          <w:sz w:val="17"/>
+          <w:sz w:val="22"/>
           <w:szCs w:val="17"/>
         </w:rPr>
         <w:t xml:space="preserve">use these same steps on every problem</w:t>
@@ -348,6 +352,7 @@
           </w:tcPr>
           <w:p>
             <w:pPr>
+              <w:pStyle w:val="Heading1"/>
               <w:spacing w:before="0" w:after="0" w:line="240" w:lineRule="auto"/>
               <w:jc w:val="center"/>
             </w:pPr>
@@ -376,7 +381,7 @@
               <w:rPr>
                 <w:rFonts w:ascii="Avenir Next" w:hAnsi="Avenir Next" w:cs="Avenir Next" w:eastAsia="Avenir Next"/>
                 <w:color w:val="1A1A1A"/>
-                <w:sz w:val="21"/>
+                <w:sz w:val="22"/>
                 <w:szCs w:val="21"/>
               </w:rPr>
               <w:t xml:space="preserve">Go </w:t>
@@ -386,7 +391,7 @@
                 <w:rFonts w:ascii="Avenir Next" w:hAnsi="Avenir Next" w:cs="Avenir Next" w:eastAsia="Avenir Next"/>
                 <w:b/>
                 <w:color w:val="1A1A1A"/>
-                <w:sz w:val="21"/>
+                <w:sz w:val="22"/>
                 <w:szCs w:val="21"/>
               </w:rPr>
               <w:t xml:space="preserve">down</w:t>
@@ -395,7 +400,7 @@
               <w:rPr>
                 <w:rFonts w:ascii="Avenir Next" w:hAnsi="Avenir Next" w:cs="Avenir Next" w:eastAsia="Avenir Next"/>
                 <w:color w:val="1A1A1A"/>
-                <w:sz w:val="21"/>
+                <w:sz w:val="22"/>
                 <w:szCs w:val="21"/>
               </w:rPr>
               <w:t xml:space="preserve"> from the point to the </w:t>
@@ -405,7 +410,7 @@
                 <w:rFonts w:ascii="Avenir Next" w:hAnsi="Avenir Next" w:cs="Avenir Next" w:eastAsia="Avenir Next"/>
                 <w:i/>
                 <w:color w:val="1A1A1A"/>
-                <w:sz w:val="21"/>
+                <w:sz w:val="22"/>
                 <w:szCs w:val="21"/>
               </w:rPr>
               <w:t xml:space="preserve">x</w:t>
@@ -414,7 +419,7 @@
               <w:rPr>
                 <w:rFonts w:ascii="Avenir Next" w:hAnsi="Avenir Next" w:cs="Avenir Next" w:eastAsia="Avenir Next"/>
                 <w:color w:val="1A1A1A"/>
-                <w:sz w:val="21"/>
+                <w:sz w:val="22"/>
                 <w:szCs w:val="21"/>
               </w:rPr>
               <w:t xml:space="preserve">-axis. Read the number.</w:t>
@@ -433,6 +438,7 @@
           </w:tcPr>
           <w:p>
             <w:pPr>
+              <w:pStyle w:val="Heading1"/>
               <w:spacing w:before="0" w:after="0" w:line="240" w:lineRule="auto"/>
               <w:jc w:val="center"/>
             </w:pPr>
@@ -461,7 +467,7 @@
               <w:rPr>
                 <w:rFonts w:ascii="Avenir Next" w:hAnsi="Avenir Next" w:cs="Avenir Next" w:eastAsia="Avenir Next"/>
                 <w:color w:val="1A1A1A"/>
-                <w:sz w:val="21"/>
+                <w:sz w:val="22"/>
                 <w:szCs w:val="21"/>
               </w:rPr>
               <w:t xml:space="preserve">Go </w:t>
@@ -471,7 +477,7 @@
                 <w:rFonts w:ascii="Avenir Next" w:hAnsi="Avenir Next" w:cs="Avenir Next" w:eastAsia="Avenir Next"/>
                 <w:b/>
                 <w:color w:val="1A1A1A"/>
-                <w:sz w:val="21"/>
+                <w:sz w:val="22"/>
                 <w:szCs w:val="21"/>
               </w:rPr>
               <w:t xml:space="preserve">left</w:t>
@@ -480,7 +486,7 @@
               <w:rPr>
                 <w:rFonts w:ascii="Avenir Next" w:hAnsi="Avenir Next" w:cs="Avenir Next" w:eastAsia="Avenir Next"/>
                 <w:color w:val="1A1A1A"/>
-                <w:sz w:val="21"/>
+                <w:sz w:val="22"/>
                 <w:szCs w:val="21"/>
               </w:rPr>
               <w:t xml:space="preserve"> from the point to the </w:t>
@@ -490,7 +496,7 @@
                 <w:rFonts w:ascii="Avenir Next" w:hAnsi="Avenir Next" w:cs="Avenir Next" w:eastAsia="Avenir Next"/>
                 <w:i/>
                 <w:color w:val="1A1A1A"/>
-                <w:sz w:val="21"/>
+                <w:sz w:val="22"/>
                 <w:szCs w:val="21"/>
               </w:rPr>
               <w:t xml:space="preserve">y</w:t>
@@ -499,7 +505,7 @@
               <w:rPr>
                 <w:rFonts w:ascii="Avenir Next" w:hAnsi="Avenir Next" w:cs="Avenir Next" w:eastAsia="Avenir Next"/>
                 <w:color w:val="1A1A1A"/>
-                <w:sz w:val="21"/>
+                <w:sz w:val="22"/>
                 <w:szCs w:val="21"/>
               </w:rPr>
               <w:t xml:space="preserve">-axis. Read the number.</w:t>
@@ -518,6 +524,7 @@
           </w:tcPr>
           <w:p>
             <w:pPr>
+              <w:pStyle w:val="Heading1"/>
               <w:spacing w:before="0" w:after="0" w:line="240" w:lineRule="auto"/>
               <w:jc w:val="center"/>
             </w:pPr>
@@ -546,7 +553,7 @@
               <w:rPr>
                 <w:rFonts w:ascii="Avenir Next" w:hAnsi="Avenir Next" w:cs="Avenir Next" w:eastAsia="Avenir Next"/>
                 <w:color w:val="1A1A1A"/>
-                <w:sz w:val="21"/>
+                <w:sz w:val="22"/>
                 <w:szCs w:val="21"/>
               </w:rPr>
               <w:t xml:space="preserve">Write the </w:t>
@@ -556,7 +563,7 @@
                 <w:rFonts w:ascii="Avenir Next" w:hAnsi="Avenir Next" w:cs="Avenir Next" w:eastAsia="Avenir Next"/>
                 <w:b/>
                 <w:color w:val="1A1A1A"/>
-                <w:sz w:val="21"/>
+                <w:sz w:val="22"/>
                 <w:szCs w:val="21"/>
               </w:rPr>
               <w:t xml:space="preserve">pair</w:t>
@@ -565,7 +572,7 @@
               <w:rPr>
                 <w:rFonts w:ascii="Avenir Next" w:hAnsi="Avenir Next" w:cs="Avenir Next" w:eastAsia="Avenir Next"/>
                 <w:color w:val="1A1A1A"/>
-                <w:sz w:val="21"/>
+                <w:sz w:val="22"/>
                 <w:szCs w:val="21"/>
               </w:rPr>
               <w:t xml:space="preserve">: (</w:t>
@@ -575,7 +582,7 @@
                 <w:rFonts w:ascii="Avenir Next" w:hAnsi="Avenir Next" w:cs="Avenir Next" w:eastAsia="Avenir Next"/>
                 <w:i/>
                 <w:color w:val="1A1A1A"/>
-                <w:sz w:val="21"/>
+                <w:sz w:val="22"/>
                 <w:szCs w:val="21"/>
               </w:rPr>
               <w:t xml:space="preserve">x</w:t>
@@ -584,7 +591,7 @@
               <w:rPr>
                 <w:rFonts w:ascii="Avenir Next" w:hAnsi="Avenir Next" w:cs="Avenir Next" w:eastAsia="Avenir Next"/>
                 <w:color w:val="1A1A1A"/>
-                <w:sz w:val="21"/>
+                <w:sz w:val="22"/>
                 <w:szCs w:val="21"/>
               </w:rPr>
               <w:t xml:space="preserve">, </w:t>
@@ -594,7 +601,7 @@
                 <w:rFonts w:ascii="Avenir Next" w:hAnsi="Avenir Next" w:cs="Avenir Next" w:eastAsia="Avenir Next"/>
                 <w:i/>
                 <w:color w:val="1A1A1A"/>
-                <w:sz w:val="21"/>
+                <w:sz w:val="22"/>
                 <w:szCs w:val="21"/>
               </w:rPr>
               <w:t xml:space="preserve">y</w:t>
@@ -603,7 +610,7 @@
               <w:rPr>
                 <w:rFonts w:ascii="Avenir Next" w:hAnsi="Avenir Next" w:cs="Avenir Next" w:eastAsia="Avenir Next"/>
                 <w:color w:val="1A1A1A"/>
-                <w:sz w:val="21"/>
+                <w:sz w:val="22"/>
                 <w:szCs w:val="21"/>
               </w:rPr>
               <w:t xml:space="preserve">).</w:t>
@@ -614,6 +621,7 @@
     </w:tbl>
     <w:p>
       <w:pPr>
+        <w:pStyle w:val="Heading2"/>
         <w:keepNext/>
         <w:pBdr>
           <w:bottom w:val="single" w:sz="8" w:space="3" w:color="003A70"/>
@@ -629,7 +637,7 @@
           <w:b/>
           <w:color w:val="003A70"/>
           <w:spacing w:val="14"/>
-          <w:sz w:val="19"/>
+          <w:sz w:val="22"/>
           <w:szCs w:val="19"/>
         </w:rPr>
         <w:t xml:space="preserve">WATCH ME</w:t>
@@ -648,7 +656,7 @@
           <w:rFonts w:ascii="Avenir Next" w:hAnsi="Avenir Next" w:cs="Avenir Next" w:eastAsia="Avenir Next"/>
           <w:i/>
           <w:color w:val="5A5F66"/>
-          <w:sz w:val="17"/>
+          <w:sz w:val="22"/>
           <w:szCs w:val="17"/>
         </w:rPr>
         <w:t xml:space="preserve">the steps in action</w:t>
@@ -697,7 +705,7 @@
                 <w:rFonts w:ascii="Avenir Next" w:hAnsi="Avenir Next" w:cs="Avenir Next" w:eastAsia="Avenir Next"/>
                 <w:b/>
                 <w:color w:val="1A1A1A"/>
-                <w:sz w:val="21"/>
+                <w:sz w:val="22"/>
                 <w:szCs w:val="21"/>
               </w:rPr>
               <w:t xml:space="preserve">Name point A.</w:t>
@@ -716,25 +724,25 @@
                 <w:rFonts w:ascii="Avenir Next" w:hAnsi="Avenir Next" w:cs="Avenir Next" w:eastAsia="Avenir Next"/>
                 <w:b/>
                 <w:color w:val="003A70"/>
+                <w:sz w:val="22"/>
+                <w:szCs w:val="19"/>
+              </w:rPr>
+              <w:t xml:space="preserve">Step 1</w:t>
+            </w:r>
+            <w:r>
+              <w:rPr>
+                <w:rFonts w:ascii="Avenir Next" w:hAnsi="Avenir Next" w:cs="Avenir Next" w:eastAsia="Avenir Next"/>
+                <w:color w:val="1A1A1A"/>
                 <w:sz w:val="19"/>
                 <w:szCs w:val="19"/>
               </w:rPr>
-              <w:t xml:space="preserve">Step 1</w:t>
-            </w:r>
-            <w:r>
-              <w:rPr>
-                <w:rFonts w:ascii="Avenir Next" w:hAnsi="Avenir Next" w:cs="Avenir Next" w:eastAsia="Avenir Next"/>
-                <w:color w:val="1A1A1A"/>
-                <w:sz w:val="19"/>
-                <w:szCs w:val="19"/>
-              </w:rPr>
               <w:tab/>
             </w:r>
             <w:r>
               <w:rPr>
                 <w:rFonts w:ascii="Avenir Next" w:hAnsi="Avenir Next" w:cs="Avenir Next" w:eastAsia="Avenir Next"/>
                 <w:color w:val="1A1A1A"/>
-                <w:sz w:val="21"/>
+                <w:sz w:val="22"/>
                 <w:szCs w:val="21"/>
               </w:rPr>
               <w:t xml:space="preserve">Down to the </w:t>
@@ -744,7 +752,7 @@
                 <w:rFonts w:ascii="Avenir Next" w:hAnsi="Avenir Next" w:cs="Avenir Next" w:eastAsia="Avenir Next"/>
                 <w:i/>
                 <w:color w:val="1A1A1A"/>
-                <w:sz w:val="21"/>
+                <w:sz w:val="22"/>
                 <w:szCs w:val="21"/>
               </w:rPr>
               <w:t xml:space="preserve">x</w:t>
@@ -753,7 +761,7 @@
               <w:rPr>
                 <w:rFonts w:ascii="Avenir Next" w:hAnsi="Avenir Next" w:cs="Avenir Next" w:eastAsia="Avenir Next"/>
                 <w:color w:val="1A1A1A"/>
-                <w:sz w:val="21"/>
+                <w:sz w:val="22"/>
                 <w:szCs w:val="21"/>
               </w:rPr>
               <w:t xml:space="preserve">-axis: 3.</w:t>
@@ -772,25 +780,25 @@
                 <w:rFonts w:ascii="Avenir Next" w:hAnsi="Avenir Next" w:cs="Avenir Next" w:eastAsia="Avenir Next"/>
                 <w:b/>
                 <w:color w:val="003A70"/>
+                <w:sz w:val="22"/>
+                <w:szCs w:val="19"/>
+              </w:rPr>
+              <w:t xml:space="preserve">Step 2</w:t>
+            </w:r>
+            <w:r>
+              <w:rPr>
+                <w:rFonts w:ascii="Avenir Next" w:hAnsi="Avenir Next" w:cs="Avenir Next" w:eastAsia="Avenir Next"/>
+                <w:color w:val="1A1A1A"/>
                 <w:sz w:val="19"/>
                 <w:szCs w:val="19"/>
               </w:rPr>
-              <w:t xml:space="preserve">Step 2</w:t>
-            </w:r>
-            <w:r>
-              <w:rPr>
-                <w:rFonts w:ascii="Avenir Next" w:hAnsi="Avenir Next" w:cs="Avenir Next" w:eastAsia="Avenir Next"/>
-                <w:color w:val="1A1A1A"/>
-                <w:sz w:val="19"/>
-                <w:szCs w:val="19"/>
-              </w:rPr>
               <w:tab/>
             </w:r>
             <w:r>
               <w:rPr>
                 <w:rFonts w:ascii="Avenir Next" w:hAnsi="Avenir Next" w:cs="Avenir Next" w:eastAsia="Avenir Next"/>
                 <w:color w:val="1A1A1A"/>
-                <w:sz w:val="21"/>
+                <w:sz w:val="22"/>
                 <w:szCs w:val="21"/>
               </w:rPr>
               <w:t xml:space="preserve">Left to the </w:t>
@@ -800,7 +808,7 @@
                 <w:rFonts w:ascii="Avenir Next" w:hAnsi="Avenir Next" w:cs="Avenir Next" w:eastAsia="Avenir Next"/>
                 <w:i/>
                 <w:color w:val="1A1A1A"/>
-                <w:sz w:val="21"/>
+                <w:sz w:val="22"/>
                 <w:szCs w:val="21"/>
               </w:rPr>
               <w:t xml:space="preserve">y</w:t>
@@ -809,7 +817,7 @@
               <w:rPr>
                 <w:rFonts w:ascii="Avenir Next" w:hAnsi="Avenir Next" w:cs="Avenir Next" w:eastAsia="Avenir Next"/>
                 <w:color w:val="1A1A1A"/>
-                <w:sz w:val="21"/>
+                <w:sz w:val="22"/>
                 <w:szCs w:val="21"/>
               </w:rPr>
               <w:t xml:space="preserve">-axis: 30.</w:t>
@@ -828,25 +836,25 @@
                 <w:rFonts w:ascii="Avenir Next" w:hAnsi="Avenir Next" w:cs="Avenir Next" w:eastAsia="Avenir Next"/>
                 <w:b/>
                 <w:color w:val="003A70"/>
+                <w:sz w:val="22"/>
+                <w:szCs w:val="19"/>
+              </w:rPr>
+              <w:t xml:space="preserve">Step 3</w:t>
+            </w:r>
+            <w:r>
+              <w:rPr>
+                <w:rFonts w:ascii="Avenir Next" w:hAnsi="Avenir Next" w:cs="Avenir Next" w:eastAsia="Avenir Next"/>
+                <w:color w:val="1A1A1A"/>
                 <w:sz w:val="19"/>
                 <w:szCs w:val="19"/>
               </w:rPr>
-              <w:t xml:space="preserve">Step 3</w:t>
-            </w:r>
-            <w:r>
-              <w:rPr>
-                <w:rFonts w:ascii="Avenir Next" w:hAnsi="Avenir Next" w:cs="Avenir Next" w:eastAsia="Avenir Next"/>
-                <w:color w:val="1A1A1A"/>
-                <w:sz w:val="19"/>
-                <w:szCs w:val="19"/>
-              </w:rPr>
               <w:tab/>
             </w:r>
             <w:r>
               <w:rPr>
                 <w:rFonts w:ascii="Avenir Next" w:hAnsi="Avenir Next" w:cs="Avenir Next" w:eastAsia="Avenir Next"/>
                 <w:color w:val="1A1A1A"/>
-                <w:sz w:val="21"/>
+                <w:sz w:val="22"/>
                 <w:szCs w:val="21"/>
               </w:rPr>
               <w:t xml:space="preserve">(3, 30)</w:t>
@@ -865,18 +873,18 @@
                 <w:rFonts w:ascii="Avenir Next" w:hAnsi="Avenir Next" w:cs="Avenir Next" w:eastAsia="Avenir Next"/>
                 <w:b/>
                 <w:color w:val="1A1A1A"/>
+                <w:sz w:val="22"/>
+                <w:szCs w:val="21"/>
+              </w:rPr>
+              <w:t xml:space="preserve">Answer</w:t>
+            </w:r>
+            <w:r>
+              <w:rPr>
+                <w:rFonts w:ascii="Avenir Next" w:hAnsi="Avenir Next" w:cs="Avenir Next" w:eastAsia="Avenir Next"/>
+                <w:color w:val="1A1A1A"/>
                 <w:sz w:val="21"/>
                 <w:szCs w:val="21"/>
               </w:rPr>
-              <w:t xml:space="preserve">Answer</w:t>
-            </w:r>
-            <w:r>
-              <w:rPr>
-                <w:rFonts w:ascii="Avenir Next" w:hAnsi="Avenir Next" w:cs="Avenir Next" w:eastAsia="Avenir Next"/>
-                <w:color w:val="1A1A1A"/>
-                <w:sz w:val="21"/>
-                <w:szCs w:val="21"/>
-              </w:rPr>
               <w:tab/>
             </w:r>
             <w:r>
@@ -884,7 +892,7 @@
                 <w:rFonts w:ascii="Avenir Next" w:hAnsi="Avenir Next" w:cs="Avenir Next" w:eastAsia="Avenir Next"/>
                 <w:b/>
                 <w:color w:val="1A1A1A"/>
-                <w:sz w:val="21"/>
+                <w:sz w:val="22"/>
                 <w:szCs w:val="21"/>
               </w:rPr>
               <w:t xml:space="preserve">A = (3, 30)</w:t>
@@ -905,7 +913,7 @@
               <w:drawing>
                 <wp:inline distT="0" distB="0" distL="0" distR="0">
                   <wp:extent cx="2414016" cy="1783080"/>
-                  <wp:docPr id="1" name="Figure 1"/>
+                  <wp:docPr id="1" name="Figure 1" descr="Coordinate grid. Horizontal axis x: 0 to 7, ticks every 1. Vertical axis y: 0 to 60, ticks every 10. Points: x: 3; y: 30; label: A, x: 1; y: 20; label: P, x: 5; y: 40; label: Q, x: 2; y: 50; label: B, x: 4; y: 10; label: C, x: 6; y: 20; label: D, x: 4; y: 50; label: E."/>
                   <a:graphic xmlns:a="http://schemas.openxmlformats.org/drawingml/2006/main">
                     <a:graphicData uri="http://schemas.openxmlformats.org/drawingml/2006/picture">
                       <pic:pic xmlns:pic="http://schemas.openxmlformats.org/drawingml/2006/picture">
@@ -945,6 +953,7 @@
     </w:p>
     <w:p>
       <w:pPr>
+        <w:pStyle w:val="Heading2"/>
         <w:keepNext/>
         <w:pBdr>
           <w:bottom w:val="single" w:sz="8" w:space="3" w:color="003A70"/>
@@ -960,7 +969,7 @@
           <w:b/>
           <w:color w:val="003A70"/>
           <w:spacing w:val="14"/>
-          <w:sz w:val="19"/>
+          <w:sz w:val="22"/>
           <w:szCs w:val="19"/>
         </w:rPr>
         <w:t xml:space="preserve">TRY IT WITH HELP</w:t>
@@ -979,7 +988,7 @@
           <w:rFonts w:ascii="Avenir Next" w:hAnsi="Avenir Next" w:cs="Avenir Next" w:eastAsia="Avenir Next"/>
           <w:i/>
           <w:color w:val="5A5F66"/>
-          <w:sz w:val="17"/>
+          <w:sz w:val="22"/>
           <w:szCs w:val="17"/>
         </w:rPr>
         <w:t xml:space="preserve">fill in each step</w:t>
@@ -1037,54 +1046,54 @@
           <w:rFonts w:ascii="Avenir Next" w:hAnsi="Avenir Next" w:cs="Avenir Next" w:eastAsia="Avenir Next"/>
           <w:b/>
           <w:color w:val="003A70"/>
+          <w:sz w:val="22"/>
+          <w:szCs w:val="18"/>
+        </w:rPr>
+        <w:t xml:space="preserve">Step 1</w:t>
+      </w:r>
+      <w:r>
+        <w:rPr>
+          <w:rFonts w:ascii="Avenir Next" w:hAnsi="Avenir Next" w:cs="Avenir Next" w:eastAsia="Avenir Next"/>
+          <w:color w:val="1A1A1A"/>
           <w:sz w:val="18"/>
           <w:szCs w:val="18"/>
         </w:rPr>
-        <w:t xml:space="preserve">Step 1</w:t>
-      </w:r>
-      <w:r>
-        <w:rPr>
-          <w:rFonts w:ascii="Avenir Next" w:hAnsi="Avenir Next" w:cs="Avenir Next" w:eastAsia="Avenir Next"/>
-          <w:color w:val="1A1A1A"/>
-          <w:sz w:val="18"/>
-          <w:szCs w:val="18"/>
-        </w:rPr>
         <w:tab/>
       </w:r>
       <w:r>
         <w:rPr>
           <w:rFonts w:ascii="Avenir Next" w:hAnsi="Avenir Next" w:cs="Avenir Next" w:eastAsia="Avenir Next"/>
           <w:color w:val="1A1A1A"/>
+          <w:sz w:val="22"/>
+          <w:szCs w:val="21"/>
+        </w:rPr>
+        <w:t xml:space="preserve">Down to the </w:t>
+      </w:r>
+      <w:r>
+        <w:rPr>
+          <w:rFonts w:ascii="Avenir Next" w:hAnsi="Avenir Next" w:cs="Avenir Next" w:eastAsia="Avenir Next"/>
+          <w:i/>
+          <w:color w:val="1A1A1A"/>
+          <w:sz w:val="22"/>
+          <w:szCs w:val="21"/>
+        </w:rPr>
+        <w:t xml:space="preserve">x</w:t>
+      </w:r>
+      <w:r>
+        <w:rPr>
+          <w:rFonts w:ascii="Avenir Next" w:hAnsi="Avenir Next" w:cs="Avenir Next" w:eastAsia="Avenir Next"/>
+          <w:color w:val="1A1A1A"/>
+          <w:sz w:val="22"/>
+          <w:szCs w:val="21"/>
+        </w:rPr>
+        <w:t xml:space="preserve">-axis: </w:t>
+      </w:r>
+      <w:r>
+        <w:rPr>
+          <w:rFonts w:ascii="Avenir Next" w:hAnsi="Avenir Next" w:cs="Avenir Next" w:eastAsia="Avenir Next"/>
+          <w:color w:val="1A1A1A"/>
           <w:sz w:val="21"/>
           <w:szCs w:val="21"/>
-        </w:rPr>
-        <w:t xml:space="preserve">Down to the </w:t>
-      </w:r>
-      <w:r>
-        <w:rPr>
-          <w:rFonts w:ascii="Avenir Next" w:hAnsi="Avenir Next" w:cs="Avenir Next" w:eastAsia="Avenir Next"/>
-          <w:i/>
-          <w:color w:val="1A1A1A"/>
-          <w:sz w:val="21"/>
-          <w:szCs w:val="21"/>
-        </w:rPr>
-        <w:t xml:space="preserve">x</w:t>
-      </w:r>
-      <w:r>
-        <w:rPr>
-          <w:rFonts w:ascii="Avenir Next" w:hAnsi="Avenir Next" w:cs="Avenir Next" w:eastAsia="Avenir Next"/>
-          <w:color w:val="1A1A1A"/>
-          <w:sz w:val="21"/>
-          <w:szCs w:val="21"/>
-        </w:rPr>
-        <w:t xml:space="preserve">-axis: </w:t>
-      </w:r>
-      <w:r>
-        <w:rPr>
-          <w:rFonts w:ascii="Avenir Next" w:hAnsi="Avenir Next" w:cs="Avenir Next" w:eastAsia="Avenir Next"/>
-          <w:color w:val="1A1A1A"/>
-          <w:sz w:val="21"/>
-          <w:szCs w:val="21"/>
           <w:u w:val="single"/>
         </w:rPr>
         <w:t xml:space="preserve">                </w:t>
@@ -1093,7 +1102,7 @@
         <w:rPr>
           <w:rFonts w:ascii="Avenir Next" w:hAnsi="Avenir Next" w:cs="Avenir Next" w:eastAsia="Avenir Next"/>
           <w:color w:val="1A1A1A"/>
-          <w:sz w:val="21"/>
+          <w:sz w:val="22"/>
           <w:szCs w:val="21"/>
         </w:rPr>
         <w:t xml:space="preserve">.</w:t>
@@ -1113,54 +1122,54 @@
           <w:rFonts w:ascii="Avenir Next" w:hAnsi="Avenir Next" w:cs="Avenir Next" w:eastAsia="Avenir Next"/>
           <w:b/>
           <w:color w:val="003A70"/>
+          <w:sz w:val="22"/>
+          <w:szCs w:val="18"/>
+        </w:rPr>
+        <w:t xml:space="preserve">Step 2</w:t>
+      </w:r>
+      <w:r>
+        <w:rPr>
+          <w:rFonts w:ascii="Avenir Next" w:hAnsi="Avenir Next" w:cs="Avenir Next" w:eastAsia="Avenir Next"/>
+          <w:color w:val="1A1A1A"/>
           <w:sz w:val="18"/>
           <w:szCs w:val="18"/>
         </w:rPr>
-        <w:t xml:space="preserve">Step 2</w:t>
-      </w:r>
-      <w:r>
-        <w:rPr>
-          <w:rFonts w:ascii="Avenir Next" w:hAnsi="Avenir Next" w:cs="Avenir Next" w:eastAsia="Avenir Next"/>
-          <w:color w:val="1A1A1A"/>
-          <w:sz w:val="18"/>
-          <w:szCs w:val="18"/>
-        </w:rPr>
         <w:tab/>
       </w:r>
       <w:r>
         <w:rPr>
           <w:rFonts w:ascii="Avenir Next" w:hAnsi="Avenir Next" w:cs="Avenir Next" w:eastAsia="Avenir Next"/>
           <w:color w:val="1A1A1A"/>
+          <w:sz w:val="22"/>
+          <w:szCs w:val="21"/>
+        </w:rPr>
+        <w:t xml:space="preserve">Left to the </w:t>
+      </w:r>
+      <w:r>
+        <w:rPr>
+          <w:rFonts w:ascii="Avenir Next" w:hAnsi="Avenir Next" w:cs="Avenir Next" w:eastAsia="Avenir Next"/>
+          <w:i/>
+          <w:color w:val="1A1A1A"/>
+          <w:sz w:val="22"/>
+          <w:szCs w:val="21"/>
+        </w:rPr>
+        <w:t xml:space="preserve">y</w:t>
+      </w:r>
+      <w:r>
+        <w:rPr>
+          <w:rFonts w:ascii="Avenir Next" w:hAnsi="Avenir Next" w:cs="Avenir Next" w:eastAsia="Avenir Next"/>
+          <w:color w:val="1A1A1A"/>
+          <w:sz w:val="22"/>
+          <w:szCs w:val="21"/>
+        </w:rPr>
+        <w:t xml:space="preserve">-axis: </w:t>
+      </w:r>
+      <w:r>
+        <w:rPr>
+          <w:rFonts w:ascii="Avenir Next" w:hAnsi="Avenir Next" w:cs="Avenir Next" w:eastAsia="Avenir Next"/>
+          <w:color w:val="1A1A1A"/>
           <w:sz w:val="21"/>
           <w:szCs w:val="21"/>
-        </w:rPr>
-        <w:t xml:space="preserve">Left to the </w:t>
-      </w:r>
-      <w:r>
-        <w:rPr>
-          <w:rFonts w:ascii="Avenir Next" w:hAnsi="Avenir Next" w:cs="Avenir Next" w:eastAsia="Avenir Next"/>
-          <w:i/>
-          <w:color w:val="1A1A1A"/>
-          <w:sz w:val="21"/>
-          <w:szCs w:val="21"/>
-        </w:rPr>
-        <w:t xml:space="preserve">y</w:t>
-      </w:r>
-      <w:r>
-        <w:rPr>
-          <w:rFonts w:ascii="Avenir Next" w:hAnsi="Avenir Next" w:cs="Avenir Next" w:eastAsia="Avenir Next"/>
-          <w:color w:val="1A1A1A"/>
-          <w:sz w:val="21"/>
-          <w:szCs w:val="21"/>
-        </w:rPr>
-        <w:t xml:space="preserve">-axis: </w:t>
-      </w:r>
-      <w:r>
-        <w:rPr>
-          <w:rFonts w:ascii="Avenir Next" w:hAnsi="Avenir Next" w:cs="Avenir Next" w:eastAsia="Avenir Next"/>
-          <w:color w:val="1A1A1A"/>
-          <w:sz w:val="21"/>
-          <w:szCs w:val="21"/>
           <w:u w:val="single"/>
         </w:rPr>
         <w:t xml:space="preserve">                </w:t>
@@ -1169,7 +1178,7 @@
         <w:rPr>
           <w:rFonts w:ascii="Avenir Next" w:hAnsi="Avenir Next" w:cs="Avenir Next" w:eastAsia="Avenir Next"/>
           <w:color w:val="1A1A1A"/>
-          <w:sz w:val="21"/>
+          <w:sz w:val="22"/>
           <w:szCs w:val="21"/>
         </w:rPr>
         <w:t xml:space="preserve">.</w:t>
@@ -1189,25 +1198,25 @@
           <w:rFonts w:ascii="Avenir Next" w:hAnsi="Avenir Next" w:cs="Avenir Next" w:eastAsia="Avenir Next"/>
           <w:b/>
           <w:color w:val="003A70"/>
+          <w:sz w:val="22"/>
+          <w:szCs w:val="18"/>
+        </w:rPr>
+        <w:t xml:space="preserve">Step 3</w:t>
+      </w:r>
+      <w:r>
+        <w:rPr>
+          <w:rFonts w:ascii="Avenir Next" w:hAnsi="Avenir Next" w:cs="Avenir Next" w:eastAsia="Avenir Next"/>
+          <w:color w:val="1A1A1A"/>
           <w:sz w:val="18"/>
           <w:szCs w:val="18"/>
         </w:rPr>
-        <w:t xml:space="preserve">Step 3</w:t>
-      </w:r>
-      <w:r>
-        <w:rPr>
-          <w:rFonts w:ascii="Avenir Next" w:hAnsi="Avenir Next" w:cs="Avenir Next" w:eastAsia="Avenir Next"/>
-          <w:color w:val="1A1A1A"/>
-          <w:sz w:val="18"/>
-          <w:szCs w:val="18"/>
-        </w:rPr>
         <w:tab/>
       </w:r>
       <w:r>
         <w:rPr>
           <w:rFonts w:ascii="Avenir Next" w:hAnsi="Avenir Next" w:cs="Avenir Next" w:eastAsia="Avenir Next"/>
           <w:color w:val="1A1A1A"/>
-          <w:sz w:val="21"/>
+          <w:sz w:val="22"/>
           <w:szCs w:val="21"/>
         </w:rPr>
         <w:t xml:space="preserve">P = </w:t>
@@ -1280,54 +1289,54 @@
           <w:rFonts w:ascii="Avenir Next" w:hAnsi="Avenir Next" w:cs="Avenir Next" w:eastAsia="Avenir Next"/>
           <w:b/>
           <w:color w:val="003A70"/>
+          <w:sz w:val="22"/>
+          <w:szCs w:val="18"/>
+        </w:rPr>
+        <w:t xml:space="preserve">Step 1</w:t>
+      </w:r>
+      <w:r>
+        <w:rPr>
+          <w:rFonts w:ascii="Avenir Next" w:hAnsi="Avenir Next" w:cs="Avenir Next" w:eastAsia="Avenir Next"/>
+          <w:color w:val="1A1A1A"/>
           <w:sz w:val="18"/>
           <w:szCs w:val="18"/>
         </w:rPr>
-        <w:t xml:space="preserve">Step 1</w:t>
-      </w:r>
-      <w:r>
-        <w:rPr>
-          <w:rFonts w:ascii="Avenir Next" w:hAnsi="Avenir Next" w:cs="Avenir Next" w:eastAsia="Avenir Next"/>
-          <w:color w:val="1A1A1A"/>
-          <w:sz w:val="18"/>
-          <w:szCs w:val="18"/>
-        </w:rPr>
         <w:tab/>
       </w:r>
       <w:r>
         <w:rPr>
           <w:rFonts w:ascii="Avenir Next" w:hAnsi="Avenir Next" w:cs="Avenir Next" w:eastAsia="Avenir Next"/>
           <w:color w:val="1A1A1A"/>
+          <w:sz w:val="22"/>
+          <w:szCs w:val="21"/>
+        </w:rPr>
+        <w:t xml:space="preserve">Down to the </w:t>
+      </w:r>
+      <w:r>
+        <w:rPr>
+          <w:rFonts w:ascii="Avenir Next" w:hAnsi="Avenir Next" w:cs="Avenir Next" w:eastAsia="Avenir Next"/>
+          <w:i/>
+          <w:color w:val="1A1A1A"/>
+          <w:sz w:val="22"/>
+          <w:szCs w:val="21"/>
+        </w:rPr>
+        <w:t xml:space="preserve">x</w:t>
+      </w:r>
+      <w:r>
+        <w:rPr>
+          <w:rFonts w:ascii="Avenir Next" w:hAnsi="Avenir Next" w:cs="Avenir Next" w:eastAsia="Avenir Next"/>
+          <w:color w:val="1A1A1A"/>
+          <w:sz w:val="22"/>
+          <w:szCs w:val="21"/>
+        </w:rPr>
+        <w:t xml:space="preserve">-axis: </w:t>
+      </w:r>
+      <w:r>
+        <w:rPr>
+          <w:rFonts w:ascii="Avenir Next" w:hAnsi="Avenir Next" w:cs="Avenir Next" w:eastAsia="Avenir Next"/>
+          <w:color w:val="1A1A1A"/>
           <w:sz w:val="21"/>
           <w:szCs w:val="21"/>
-        </w:rPr>
-        <w:t xml:space="preserve">Down to the </w:t>
-      </w:r>
-      <w:r>
-        <w:rPr>
-          <w:rFonts w:ascii="Avenir Next" w:hAnsi="Avenir Next" w:cs="Avenir Next" w:eastAsia="Avenir Next"/>
-          <w:i/>
-          <w:color w:val="1A1A1A"/>
-          <w:sz w:val="21"/>
-          <w:szCs w:val="21"/>
-        </w:rPr>
-        <w:t xml:space="preserve">x</w:t>
-      </w:r>
-      <w:r>
-        <w:rPr>
-          <w:rFonts w:ascii="Avenir Next" w:hAnsi="Avenir Next" w:cs="Avenir Next" w:eastAsia="Avenir Next"/>
-          <w:color w:val="1A1A1A"/>
-          <w:sz w:val="21"/>
-          <w:szCs w:val="21"/>
-        </w:rPr>
-        <w:t xml:space="preserve">-axis: </w:t>
-      </w:r>
-      <w:r>
-        <w:rPr>
-          <w:rFonts w:ascii="Avenir Next" w:hAnsi="Avenir Next" w:cs="Avenir Next" w:eastAsia="Avenir Next"/>
-          <w:color w:val="1A1A1A"/>
-          <w:sz w:val="21"/>
-          <w:szCs w:val="21"/>
           <w:u w:val="single"/>
         </w:rPr>
         <w:t xml:space="preserve">                </w:t>
@@ -1336,7 +1345,7 @@
         <w:rPr>
           <w:rFonts w:ascii="Avenir Next" w:hAnsi="Avenir Next" w:cs="Avenir Next" w:eastAsia="Avenir Next"/>
           <w:color w:val="1A1A1A"/>
-          <w:sz w:val="21"/>
+          <w:sz w:val="22"/>
           <w:szCs w:val="21"/>
         </w:rPr>
         <w:t xml:space="preserve">.</w:t>
@@ -1356,54 +1365,54 @@
           <w:rFonts w:ascii="Avenir Next" w:hAnsi="Avenir Next" w:cs="Avenir Next" w:eastAsia="Avenir Next"/>
           <w:b/>
           <w:color w:val="003A70"/>
+          <w:sz w:val="22"/>
+          <w:szCs w:val="18"/>
+        </w:rPr>
+        <w:t xml:space="preserve">Step 2</w:t>
+      </w:r>
+      <w:r>
+        <w:rPr>
+          <w:rFonts w:ascii="Avenir Next" w:hAnsi="Avenir Next" w:cs="Avenir Next" w:eastAsia="Avenir Next"/>
+          <w:color w:val="1A1A1A"/>
           <w:sz w:val="18"/>
           <w:szCs w:val="18"/>
         </w:rPr>
-        <w:t xml:space="preserve">Step 2</w:t>
-      </w:r>
-      <w:r>
-        <w:rPr>
-          <w:rFonts w:ascii="Avenir Next" w:hAnsi="Avenir Next" w:cs="Avenir Next" w:eastAsia="Avenir Next"/>
-          <w:color w:val="1A1A1A"/>
-          <w:sz w:val="18"/>
-          <w:szCs w:val="18"/>
-        </w:rPr>
         <w:tab/>
       </w:r>
       <w:r>
         <w:rPr>
           <w:rFonts w:ascii="Avenir Next" w:hAnsi="Avenir Next" w:cs="Avenir Next" w:eastAsia="Avenir Next"/>
           <w:color w:val="1A1A1A"/>
+          <w:sz w:val="22"/>
+          <w:szCs w:val="21"/>
+        </w:rPr>
+        <w:t xml:space="preserve">Left to the </w:t>
+      </w:r>
+      <w:r>
+        <w:rPr>
+          <w:rFonts w:ascii="Avenir Next" w:hAnsi="Avenir Next" w:cs="Avenir Next" w:eastAsia="Avenir Next"/>
+          <w:i/>
+          <w:color w:val="1A1A1A"/>
+          <w:sz w:val="22"/>
+          <w:szCs w:val="21"/>
+        </w:rPr>
+        <w:t xml:space="preserve">y</w:t>
+      </w:r>
+      <w:r>
+        <w:rPr>
+          <w:rFonts w:ascii="Avenir Next" w:hAnsi="Avenir Next" w:cs="Avenir Next" w:eastAsia="Avenir Next"/>
+          <w:color w:val="1A1A1A"/>
+          <w:sz w:val="22"/>
+          <w:szCs w:val="21"/>
+        </w:rPr>
+        <w:t xml:space="preserve">-axis: </w:t>
+      </w:r>
+      <w:r>
+        <w:rPr>
+          <w:rFonts w:ascii="Avenir Next" w:hAnsi="Avenir Next" w:cs="Avenir Next" w:eastAsia="Avenir Next"/>
+          <w:color w:val="1A1A1A"/>
           <w:sz w:val="21"/>
           <w:szCs w:val="21"/>
-        </w:rPr>
-        <w:t xml:space="preserve">Left to the </w:t>
-      </w:r>
-      <w:r>
-        <w:rPr>
-          <w:rFonts w:ascii="Avenir Next" w:hAnsi="Avenir Next" w:cs="Avenir Next" w:eastAsia="Avenir Next"/>
-          <w:i/>
-          <w:color w:val="1A1A1A"/>
-          <w:sz w:val="21"/>
-          <w:szCs w:val="21"/>
-        </w:rPr>
-        <w:t xml:space="preserve">y</w:t>
-      </w:r>
-      <w:r>
-        <w:rPr>
-          <w:rFonts w:ascii="Avenir Next" w:hAnsi="Avenir Next" w:cs="Avenir Next" w:eastAsia="Avenir Next"/>
-          <w:color w:val="1A1A1A"/>
-          <w:sz w:val="21"/>
-          <w:szCs w:val="21"/>
-        </w:rPr>
-        <w:t xml:space="preserve">-axis: </w:t>
-      </w:r>
-      <w:r>
-        <w:rPr>
-          <w:rFonts w:ascii="Avenir Next" w:hAnsi="Avenir Next" w:cs="Avenir Next" w:eastAsia="Avenir Next"/>
-          <w:color w:val="1A1A1A"/>
-          <w:sz w:val="21"/>
-          <w:szCs w:val="21"/>
           <w:u w:val="single"/>
         </w:rPr>
         <w:t xml:space="preserve">                </w:t>
@@ -1412,7 +1421,7 @@
         <w:rPr>
           <w:rFonts w:ascii="Avenir Next" w:hAnsi="Avenir Next" w:cs="Avenir Next" w:eastAsia="Avenir Next"/>
           <w:color w:val="1A1A1A"/>
-          <w:sz w:val="21"/>
+          <w:sz w:val="22"/>
           <w:szCs w:val="21"/>
         </w:rPr>
         <w:t xml:space="preserve">.</w:t>
@@ -1432,35 +1441,35 @@
           <w:rFonts w:ascii="Avenir Next" w:hAnsi="Avenir Next" w:cs="Avenir Next" w:eastAsia="Avenir Next"/>
           <w:b/>
           <w:color w:val="003A70"/>
+          <w:sz w:val="22"/>
+          <w:szCs w:val="18"/>
+        </w:rPr>
+        <w:t xml:space="preserve">Step 3</w:t>
+      </w:r>
+      <w:r>
+        <w:rPr>
+          <w:rFonts w:ascii="Avenir Next" w:hAnsi="Avenir Next" w:cs="Avenir Next" w:eastAsia="Avenir Next"/>
+          <w:color w:val="1A1A1A"/>
           <w:sz w:val="18"/>
           <w:szCs w:val="18"/>
         </w:rPr>
-        <w:t xml:space="preserve">Step 3</w:t>
-      </w:r>
-      <w:r>
-        <w:rPr>
-          <w:rFonts w:ascii="Avenir Next" w:hAnsi="Avenir Next" w:cs="Avenir Next" w:eastAsia="Avenir Next"/>
-          <w:color w:val="1A1A1A"/>
-          <w:sz w:val="18"/>
-          <w:szCs w:val="18"/>
-        </w:rPr>
         <w:tab/>
       </w:r>
       <w:r>
         <w:rPr>
           <w:rFonts w:ascii="Avenir Next" w:hAnsi="Avenir Next" w:cs="Avenir Next" w:eastAsia="Avenir Next"/>
           <w:color w:val="1A1A1A"/>
+          <w:sz w:val="22"/>
+          <w:szCs w:val="21"/>
+        </w:rPr>
+        <w:t xml:space="preserve">Q = </w:t>
+      </w:r>
+      <w:r>
+        <w:rPr>
+          <w:rFonts w:ascii="Avenir Next" w:hAnsi="Avenir Next" w:cs="Avenir Next" w:eastAsia="Avenir Next"/>
+          <w:color w:val="1A1A1A"/>
           <w:sz w:val="21"/>
           <w:szCs w:val="21"/>
-        </w:rPr>
-        <w:t xml:space="preserve">Q = </w:t>
-      </w:r>
-      <w:r>
-        <w:rPr>
-          <w:rFonts w:ascii="Avenir Next" w:hAnsi="Avenir Next" w:cs="Avenir Next" w:eastAsia="Avenir Next"/>
-          <w:color w:val="1A1A1A"/>
-          <w:sz w:val="21"/>
-          <w:szCs w:val="21"/>
           <w:u w:val="single"/>
         </w:rPr>
         <w:t xml:space="preserve">                </w:t>
@@ -1473,6 +1482,7 @@
     </w:p>
     <w:p>
       <w:pPr>
+        <w:pStyle w:val="Heading2"/>
         <w:keepNext/>
         <w:pBdr>
           <w:bottom w:val="single" w:sz="8" w:space="3" w:color="003A70"/>
@@ -1488,7 +1498,7 @@
           <w:b/>
           <w:color w:val="003A70"/>
           <w:spacing w:val="14"/>
-          <w:sz w:val="19"/>
+          <w:sz w:val="22"/>
           <w:szCs w:val="19"/>
         </w:rPr>
         <w:t xml:space="preserve">YOUR TURN</w:t>
@@ -1507,7 +1517,7 @@
           <w:rFonts w:ascii="Avenir Next" w:hAnsi="Avenir Next" w:cs="Avenir Next" w:eastAsia="Avenir Next"/>
           <w:i/>
           <w:color w:val="5A5F66"/>
-          <w:sz w:val="17"/>
+          <w:sz w:val="22"/>
           <w:szCs w:val="17"/>
         </w:rPr>
         <w:t xml:space="preserve">use the steps on your own</w:t>
@@ -1680,7 +1690,7 @@
                       <w:szCs w:val="22"/>
                       <w:u w:val="single"/>
                     </w:rPr>
-                    <w:t xml:space="preserve">        </w:t>
+                    <w:t xml:space="preserve">            </w:t>
                   </w:r>
                 </w:p>
               </w:tc>
@@ -1742,7 +1752,7 @@
                       <w:szCs w:val="22"/>
                       <w:u w:val="single"/>
                     </w:rPr>
-                    <w:t xml:space="preserve">        </w:t>
+                    <w:t xml:space="preserve">            </w:t>
                   </w:r>
                 </w:p>
               </w:tc>
@@ -1804,7 +1814,7 @@
                       <w:szCs w:val="22"/>
                       <w:u w:val="single"/>
                     </w:rPr>
-                    <w:t xml:space="preserve">        </w:t>
+                    <w:t xml:space="preserve">            </w:t>
                   </w:r>
                 </w:p>
               </w:tc>
@@ -1866,7 +1876,7 @@
                       <w:szCs w:val="22"/>
                       <w:u w:val="single"/>
                     </w:rPr>
-                    <w:t xml:space="preserve">        </w:t>
+                    <w:t xml:space="preserve">            </w:t>
                   </w:r>
                 </w:p>
               </w:tc>
@@ -1898,7 +1908,7 @@
           <w:caps/>
           <w:color w:val="003A70"/>
           <w:spacing w:val="12"/>
-          <w:sz w:val="19"/>
+          <w:sz w:val="22"/>
           <w:szCs w:val="19"/>
         </w:rPr>
         <w:t xml:space="preserve">Lesson 9-2  ·  Session 2  ·  Prerequisite Practice A  ·  Skill 2 of 2</w:t>
@@ -1906,6 +1916,7 @@
     </w:p>
     <w:p>
       <w:pPr>
+        <w:pStyle w:val="Heading1"/>
         <w:keepNext/>
         <w:spacing w:before="0" w:after="10" w:line="240" w:lineRule="auto"/>
       </w:pPr>
@@ -1931,7 +1942,7 @@
         <w:rPr>
           <w:rFonts w:ascii="Avenir Next" w:hAnsi="Avenir Next" w:cs="Avenir Next" w:eastAsia="Avenir Next"/>
           <w:color w:val="5A5F66"/>
-          <w:sz w:val="17"/>
+          <w:sz w:val="22"/>
           <w:szCs w:val="17"/>
         </w:rPr>
         <w:t xml:space="preserve">Builds on Grade 5 · 5.NBT.B.6</w:t>
@@ -1974,6 +1985,7 @@
           </w:tcPr>
           <w:p>
             <w:pPr>
+              <w:pStyle w:val="Heading2"/>
               <w:spacing w:before="0" w:after="0" w:line="252" w:lineRule="auto"/>
             </w:pPr>
             <w:r>
@@ -2003,7 +2015,7 @@
               <w:rPr>
                 <w:rFonts w:ascii="Avenir Next" w:hAnsi="Avenir Next" w:cs="Avenir Next" w:eastAsia="Avenir Next"/>
                 <w:color w:val="1A1A1A"/>
-                <w:sz w:val="20"/>
+                <w:sz w:val="22"/>
                 <w:szCs w:val="20"/>
               </w:rPr>
               <w:t xml:space="preserve">You will find the cost for 1 minute: $28 ÷ 4 minutes.</w:t>
@@ -2023,6 +2035,7 @@
           </w:tcPr>
           <w:p>
             <w:pPr>
+              <w:pStyle w:val="Heading2"/>
               <w:spacing w:before="0" w:after="0" w:line="252" w:lineRule="auto"/>
             </w:pPr>
             <w:r>
@@ -2052,7 +2065,7 @@
               <w:rPr>
                 <w:rFonts w:ascii="Avenir Next" w:hAnsi="Avenir Next" w:cs="Avenir Next" w:eastAsia="Avenir Next"/>
                 <w:color w:val="1A1A1A"/>
-                <w:sz w:val="20"/>
+                <w:sz w:val="22"/>
                 <w:szCs w:val="20"/>
               </w:rPr>
               <w:t xml:space="preserve">Divide like 175 ÷ 7 by breaking the number into friendly parts.  </w:t>
@@ -2062,7 +2075,7 @@
                 <w:rFonts w:ascii="Avenir Next" w:hAnsi="Avenir Next" w:cs="Avenir Next" w:eastAsia="Avenir Next"/>
                 <w:b/>
                 <w:color w:val="1A1A1A"/>
-                <w:sz w:val="20"/>
+                <w:sz w:val="22"/>
                 <w:szCs w:val="20"/>
               </w:rPr>
               <w:t xml:space="preserve">You will use it in Practice Form A, problems 2, 5, and 7.</w:t>
@@ -2073,6 +2086,7 @@
     </w:tbl>
     <w:p>
       <w:pPr>
+        <w:pStyle w:val="Heading2"/>
         <w:keepNext/>
         <w:pBdr>
           <w:bottom w:val="single" w:sz="8" w:space="3" w:color="003A70"/>
@@ -2088,7 +2102,7 @@
           <w:b/>
           <w:color w:val="003A70"/>
           <w:spacing w:val="14"/>
-          <w:sz w:val="19"/>
+          <w:sz w:val="22"/>
           <w:szCs w:val="19"/>
         </w:rPr>
         <w:t xml:space="preserve">STEPS TO FOLLOW</w:t>
@@ -2107,7 +2121,7 @@
           <w:rFonts w:ascii="Avenir Next" w:hAnsi="Avenir Next" w:cs="Avenir Next" w:eastAsia="Avenir Next"/>
           <w:i/>
           <w:color w:val="5A5F66"/>
-          <w:sz w:val="17"/>
+          <w:sz w:val="22"/>
           <w:szCs w:val="17"/>
         </w:rPr>
         <w:t xml:space="preserve">use these same steps on every problem</w:t>
@@ -2149,6 +2163,7 @@
           </w:tcPr>
           <w:p>
             <w:pPr>
+              <w:pStyle w:val="Heading1"/>
               <w:spacing w:before="0" w:after="0" w:line="240" w:lineRule="auto"/>
               <w:jc w:val="center"/>
             </w:pPr>
@@ -2178,7 +2193,7 @@
                 <w:rFonts w:ascii="Avenir Next" w:hAnsi="Avenir Next" w:cs="Avenir Next" w:eastAsia="Avenir Next"/>
                 <w:b/>
                 <w:color w:val="1A1A1A"/>
-                <w:sz w:val="21"/>
+                <w:sz w:val="22"/>
                 <w:szCs w:val="21"/>
               </w:rPr>
               <w:t xml:space="preserve">Break</w:t>
@@ -2187,7 +2202,7 @@
               <w:rPr>
                 <w:rFonts w:ascii="Avenir Next" w:hAnsi="Avenir Next" w:cs="Avenir Next" w:eastAsia="Avenir Next"/>
                 <w:color w:val="1A1A1A"/>
-                <w:sz w:val="21"/>
+                <w:sz w:val="22"/>
                 <w:szCs w:val="21"/>
               </w:rPr>
               <w:t xml:space="preserve"> the number into parts the divisor goes into easily.</w:t>
@@ -2206,6 +2221,7 @@
           </w:tcPr>
           <w:p>
             <w:pPr>
+              <w:pStyle w:val="Heading1"/>
               <w:spacing w:before="0" w:after="0" w:line="240" w:lineRule="auto"/>
               <w:jc w:val="center"/>
             </w:pPr>
@@ -2235,7 +2251,7 @@
                 <w:rFonts w:ascii="Avenir Next" w:hAnsi="Avenir Next" w:cs="Avenir Next" w:eastAsia="Avenir Next"/>
                 <w:b/>
                 <w:color w:val="1A1A1A"/>
-                <w:sz w:val="21"/>
+                <w:sz w:val="22"/>
                 <w:szCs w:val="21"/>
               </w:rPr>
               <w:t xml:space="preserve">Divide</w:t>
@@ -2244,7 +2260,7 @@
               <w:rPr>
                 <w:rFonts w:ascii="Avenir Next" w:hAnsi="Avenir Next" w:cs="Avenir Next" w:eastAsia="Avenir Next"/>
                 <w:color w:val="1A1A1A"/>
-                <w:sz w:val="21"/>
+                <w:sz w:val="22"/>
                 <w:szCs w:val="21"/>
               </w:rPr>
               <w:t xml:space="preserve"> each part.</w:t>
@@ -2263,6 +2279,7 @@
           </w:tcPr>
           <w:p>
             <w:pPr>
+              <w:pStyle w:val="Heading1"/>
               <w:spacing w:before="0" w:after="0" w:line="240" w:lineRule="auto"/>
               <w:jc w:val="center"/>
             </w:pPr>
@@ -2292,7 +2309,7 @@
                 <w:rFonts w:ascii="Avenir Next" w:hAnsi="Avenir Next" w:cs="Avenir Next" w:eastAsia="Avenir Next"/>
                 <w:b/>
                 <w:color w:val="1A1A1A"/>
-                <w:sz w:val="21"/>
+                <w:sz w:val="22"/>
                 <w:szCs w:val="21"/>
               </w:rPr>
               <w:t xml:space="preserve">Add</w:t>
@@ -2301,7 +2318,7 @@
               <w:rPr>
                 <w:rFonts w:ascii="Avenir Next" w:hAnsi="Avenir Next" w:cs="Avenir Next" w:eastAsia="Avenir Next"/>
                 <w:color w:val="1A1A1A"/>
-                <w:sz w:val="21"/>
+                <w:sz w:val="22"/>
                 <w:szCs w:val="21"/>
               </w:rPr>
               <w:t xml:space="preserve"> the answers.</w:t>
@@ -2312,6 +2329,7 @@
     </w:tbl>
     <w:p>
       <w:pPr>
+        <w:pStyle w:val="Heading2"/>
         <w:keepNext/>
         <w:pBdr>
           <w:bottom w:val="single" w:sz="8" w:space="3" w:color="003A70"/>
@@ -2327,7 +2345,7 @@
           <w:b/>
           <w:color w:val="003A70"/>
           <w:spacing w:val="14"/>
-          <w:sz w:val="19"/>
+          <w:sz w:val="22"/>
           <w:szCs w:val="19"/>
         </w:rPr>
         <w:t xml:space="preserve">WATCH ME</w:t>
@@ -2346,7 +2364,7 @@
           <w:rFonts w:ascii="Avenir Next" w:hAnsi="Avenir Next" w:cs="Avenir Next" w:eastAsia="Avenir Next"/>
           <w:i/>
           <w:color w:val="5A5F66"/>
-          <w:sz w:val="17"/>
+          <w:sz w:val="22"/>
           <w:szCs w:val="17"/>
         </w:rPr>
         <w:t xml:space="preserve">the steps in action</w:t>
@@ -2361,7 +2379,7 @@
           <w:rFonts w:ascii="Avenir Next" w:hAnsi="Avenir Next" w:cs="Avenir Next" w:eastAsia="Avenir Next"/>
           <w:b/>
           <w:color w:val="1A1A1A"/>
-          <w:sz w:val="21"/>
+          <w:sz w:val="22"/>
           <w:szCs w:val="21"/>
         </w:rPr>
         <w:t xml:space="preserve">175 ÷ 7</w:t>
@@ -2380,25 +2398,25 @@
           <w:rFonts w:ascii="Avenir Next" w:hAnsi="Avenir Next" w:cs="Avenir Next" w:eastAsia="Avenir Next"/>
           <w:b/>
           <w:color w:val="003A70"/>
+          <w:sz w:val="22"/>
+          <w:szCs w:val="19"/>
+        </w:rPr>
+        <w:t xml:space="preserve">Step 1</w:t>
+      </w:r>
+      <w:r>
+        <w:rPr>
+          <w:rFonts w:ascii="Avenir Next" w:hAnsi="Avenir Next" w:cs="Avenir Next" w:eastAsia="Avenir Next"/>
+          <w:color w:val="1A1A1A"/>
           <w:sz w:val="19"/>
           <w:szCs w:val="19"/>
         </w:rPr>
-        <w:t xml:space="preserve">Step 1</w:t>
-      </w:r>
-      <w:r>
-        <w:rPr>
-          <w:rFonts w:ascii="Avenir Next" w:hAnsi="Avenir Next" w:cs="Avenir Next" w:eastAsia="Avenir Next"/>
-          <w:color w:val="1A1A1A"/>
-          <w:sz w:val="19"/>
-          <w:szCs w:val="19"/>
-        </w:rPr>
         <w:tab/>
       </w:r>
       <w:r>
         <w:rPr>
           <w:rFonts w:ascii="Avenir Next" w:hAnsi="Avenir Next" w:cs="Avenir Next" w:eastAsia="Avenir Next"/>
           <w:color w:val="1A1A1A"/>
-          <w:sz w:val="21"/>
+          <w:sz w:val="22"/>
           <w:szCs w:val="21"/>
         </w:rPr>
         <w:t xml:space="preserve">175 = 140 + 35</w:t>
@@ -2417,25 +2435,25 @@
           <w:rFonts w:ascii="Avenir Next" w:hAnsi="Avenir Next" w:cs="Avenir Next" w:eastAsia="Avenir Next"/>
           <w:b/>
           <w:color w:val="003A70"/>
+          <w:sz w:val="22"/>
+          <w:szCs w:val="19"/>
+        </w:rPr>
+        <w:t xml:space="preserve">Step 2</w:t>
+      </w:r>
+      <w:r>
+        <w:rPr>
+          <w:rFonts w:ascii="Avenir Next" w:hAnsi="Avenir Next" w:cs="Avenir Next" w:eastAsia="Avenir Next"/>
+          <w:color w:val="1A1A1A"/>
           <w:sz w:val="19"/>
           <w:szCs w:val="19"/>
         </w:rPr>
-        <w:t xml:space="preserve">Step 2</w:t>
-      </w:r>
-      <w:r>
-        <w:rPr>
-          <w:rFonts w:ascii="Avenir Next" w:hAnsi="Avenir Next" w:cs="Avenir Next" w:eastAsia="Avenir Next"/>
-          <w:color w:val="1A1A1A"/>
-          <w:sz w:val="19"/>
-          <w:szCs w:val="19"/>
-        </w:rPr>
         <w:tab/>
       </w:r>
       <w:r>
         <w:rPr>
           <w:rFonts w:ascii="Avenir Next" w:hAnsi="Avenir Next" w:cs="Avenir Next" w:eastAsia="Avenir Next"/>
           <w:color w:val="1A1A1A"/>
-          <w:sz w:val="21"/>
+          <w:sz w:val="22"/>
           <w:szCs w:val="21"/>
         </w:rPr>
         <w:t xml:space="preserve">140 ÷ 7 = 20.  35 ÷ 7 = 5.</w:t>
@@ -2454,25 +2472,25 @@
           <w:rFonts w:ascii="Avenir Next" w:hAnsi="Avenir Next" w:cs="Avenir Next" w:eastAsia="Avenir Next"/>
           <w:b/>
           <w:color w:val="003A70"/>
+          <w:sz w:val="22"/>
+          <w:szCs w:val="19"/>
+        </w:rPr>
+        <w:t xml:space="preserve">Step 3</w:t>
+      </w:r>
+      <w:r>
+        <w:rPr>
+          <w:rFonts w:ascii="Avenir Next" w:hAnsi="Avenir Next" w:cs="Avenir Next" w:eastAsia="Avenir Next"/>
+          <w:color w:val="1A1A1A"/>
           <w:sz w:val="19"/>
           <w:szCs w:val="19"/>
         </w:rPr>
-        <w:t xml:space="preserve">Step 3</w:t>
-      </w:r>
-      <w:r>
-        <w:rPr>
-          <w:rFonts w:ascii="Avenir Next" w:hAnsi="Avenir Next" w:cs="Avenir Next" w:eastAsia="Avenir Next"/>
-          <w:color w:val="1A1A1A"/>
-          <w:sz w:val="19"/>
-          <w:szCs w:val="19"/>
-        </w:rPr>
         <w:tab/>
       </w:r>
       <w:r>
         <w:rPr>
           <w:rFonts w:ascii="Avenir Next" w:hAnsi="Avenir Next" w:cs="Avenir Next" w:eastAsia="Avenir Next"/>
           <w:color w:val="1A1A1A"/>
-          <w:sz w:val="21"/>
+          <w:sz w:val="22"/>
           <w:szCs w:val="21"/>
         </w:rPr>
         <w:t xml:space="preserve">20 + 5 = 25</w:t>
@@ -2491,18 +2509,18 @@
           <w:rFonts w:ascii="Avenir Next" w:hAnsi="Avenir Next" w:cs="Avenir Next" w:eastAsia="Avenir Next"/>
           <w:b/>
           <w:color w:val="1A1A1A"/>
+          <w:sz w:val="22"/>
+          <w:szCs w:val="21"/>
+        </w:rPr>
+        <w:t xml:space="preserve">Answer</w:t>
+      </w:r>
+      <w:r>
+        <w:rPr>
+          <w:rFonts w:ascii="Avenir Next" w:hAnsi="Avenir Next" w:cs="Avenir Next" w:eastAsia="Avenir Next"/>
+          <w:color w:val="1A1A1A"/>
           <w:sz w:val="21"/>
           <w:szCs w:val="21"/>
         </w:rPr>
-        <w:t xml:space="preserve">Answer</w:t>
-      </w:r>
-      <w:r>
-        <w:rPr>
-          <w:rFonts w:ascii="Avenir Next" w:hAnsi="Avenir Next" w:cs="Avenir Next" w:eastAsia="Avenir Next"/>
-          <w:color w:val="1A1A1A"/>
-          <w:sz w:val="21"/>
-          <w:szCs w:val="21"/>
-        </w:rPr>
         <w:tab/>
       </w:r>
       <w:r>
@@ -2510,7 +2528,7 @@
           <w:rFonts w:ascii="Avenir Next" w:hAnsi="Avenir Next" w:cs="Avenir Next" w:eastAsia="Avenir Next"/>
           <w:b/>
           <w:color w:val="1A1A1A"/>
-          <w:sz w:val="21"/>
+          <w:sz w:val="22"/>
           <w:szCs w:val="21"/>
         </w:rPr>
         <w:t xml:space="preserve">25</w:t>
@@ -2518,6 +2536,7 @@
     </w:p>
     <w:p>
       <w:pPr>
+        <w:pStyle w:val="Heading2"/>
         <w:keepNext/>
         <w:pBdr>
           <w:bottom w:val="single" w:sz="8" w:space="3" w:color="003A70"/>
@@ -2533,7 +2552,7 @@
           <w:b/>
           <w:color w:val="003A70"/>
           <w:spacing w:val="14"/>
-          <w:sz w:val="19"/>
+          <w:sz w:val="22"/>
           <w:szCs w:val="19"/>
         </w:rPr>
         <w:t xml:space="preserve">TRY IT WITH HELP</w:t>
@@ -2552,7 +2571,7 @@
           <w:rFonts w:ascii="Avenir Next" w:hAnsi="Avenir Next" w:cs="Avenir Next" w:eastAsia="Avenir Next"/>
           <w:i/>
           <w:color w:val="5A5F66"/>
-          <w:sz w:val="17"/>
+          <w:sz w:val="22"/>
           <w:szCs w:val="17"/>
         </w:rPr>
         <w:t xml:space="preserve">fill in each step</w:t>
@@ -2610,25 +2629,25 @@
           <w:rFonts w:ascii="Avenir Next" w:hAnsi="Avenir Next" w:cs="Avenir Next" w:eastAsia="Avenir Next"/>
           <w:b/>
           <w:color w:val="003A70"/>
+          <w:sz w:val="22"/>
+          <w:szCs w:val="18"/>
+        </w:rPr>
+        <w:t xml:space="preserve">Step 1</w:t>
+      </w:r>
+      <w:r>
+        <w:rPr>
+          <w:rFonts w:ascii="Avenir Next" w:hAnsi="Avenir Next" w:cs="Avenir Next" w:eastAsia="Avenir Next"/>
+          <w:color w:val="1A1A1A"/>
           <w:sz w:val="18"/>
           <w:szCs w:val="18"/>
         </w:rPr>
-        <w:t xml:space="preserve">Step 1</w:t>
-      </w:r>
-      <w:r>
-        <w:rPr>
-          <w:rFonts w:ascii="Avenir Next" w:hAnsi="Avenir Next" w:cs="Avenir Next" w:eastAsia="Avenir Next"/>
-          <w:color w:val="1A1A1A"/>
-          <w:sz w:val="18"/>
-          <w:szCs w:val="18"/>
-        </w:rPr>
         <w:tab/>
       </w:r>
       <w:r>
         <w:rPr>
           <w:rFonts w:ascii="Avenir Next" w:hAnsi="Avenir Next" w:cs="Avenir Next" w:eastAsia="Avenir Next"/>
           <w:color w:val="1A1A1A"/>
-          <w:sz w:val="21"/>
+          <w:sz w:val="22"/>
           <w:szCs w:val="21"/>
         </w:rPr>
         <w:t xml:space="preserve">156 = 120 + </w:t>
@@ -2658,28 +2677,47 @@
           <w:rFonts w:ascii="Avenir Next" w:hAnsi="Avenir Next" w:cs="Avenir Next" w:eastAsia="Avenir Next"/>
           <w:b/>
           <w:color w:val="003A70"/>
+          <w:sz w:val="22"/>
+          <w:szCs w:val="18"/>
+        </w:rPr>
+        <w:t xml:space="preserve">Step 2</w:t>
+      </w:r>
+      <w:r>
+        <w:rPr>
+          <w:rFonts w:ascii="Avenir Next" w:hAnsi="Avenir Next" w:cs="Avenir Next" w:eastAsia="Avenir Next"/>
+          <w:color w:val="1A1A1A"/>
           <w:sz w:val="18"/>
           <w:szCs w:val="18"/>
         </w:rPr>
-        <w:t xml:space="preserve">Step 2</w:t>
-      </w:r>
-      <w:r>
-        <w:rPr>
-          <w:rFonts w:ascii="Avenir Next" w:hAnsi="Avenir Next" w:cs="Avenir Next" w:eastAsia="Avenir Next"/>
-          <w:color w:val="1A1A1A"/>
-          <w:sz w:val="18"/>
-          <w:szCs w:val="18"/>
-        </w:rPr>
         <w:tab/>
       </w:r>
       <w:r>
         <w:rPr>
           <w:rFonts w:ascii="Avenir Next" w:hAnsi="Avenir Next" w:cs="Avenir Next" w:eastAsia="Avenir Next"/>
           <w:color w:val="1A1A1A"/>
+          <w:sz w:val="22"/>
+          <w:szCs w:val="21"/>
+        </w:rPr>
+        <w:t xml:space="preserve">120 ÷ 4 = </w:t>
+      </w:r>
+      <w:r>
+        <w:rPr>
+          <w:rFonts w:ascii="Avenir Next" w:hAnsi="Avenir Next" w:cs="Avenir Next" w:eastAsia="Avenir Next"/>
+          <w:color w:val="1A1A1A"/>
           <w:sz w:val="21"/>
           <w:szCs w:val="21"/>
-        </w:rPr>
-        <w:t xml:space="preserve">120 ÷ 4 = </w:t>
+          <w:u w:val="single"/>
+        </w:rPr>
+        <w:t xml:space="preserve">                </w:t>
+      </w:r>
+      <w:r>
+        <w:rPr>
+          <w:rFonts w:ascii="Avenir Next" w:hAnsi="Avenir Next" w:cs="Avenir Next" w:eastAsia="Avenir Next"/>
+          <w:color w:val="1A1A1A"/>
+          <w:sz w:val="22"/>
+          <w:szCs w:val="21"/>
+        </w:rPr>
+        <w:t xml:space="preserve">.  36 ÷ 4 = </w:t>
       </w:r>
       <w:r>
         <w:rPr>
@@ -2695,26 +2733,7 @@
         <w:rPr>
           <w:rFonts w:ascii="Avenir Next" w:hAnsi="Avenir Next" w:cs="Avenir Next" w:eastAsia="Avenir Next"/>
           <w:color w:val="1A1A1A"/>
-          <w:sz w:val="21"/>
-          <w:szCs w:val="21"/>
-        </w:rPr>
-        <w:t xml:space="preserve">.  36 ÷ 4 = </w:t>
-      </w:r>
-      <w:r>
-        <w:rPr>
-          <w:rFonts w:ascii="Avenir Next" w:hAnsi="Avenir Next" w:cs="Avenir Next" w:eastAsia="Avenir Next"/>
-          <w:color w:val="1A1A1A"/>
-          <w:sz w:val="21"/>
-          <w:szCs w:val="21"/>
-          <w:u w:val="single"/>
-        </w:rPr>
-        <w:t xml:space="preserve">                </w:t>
-      </w:r>
-      <w:r>
-        <w:rPr>
-          <w:rFonts w:ascii="Avenir Next" w:hAnsi="Avenir Next" w:cs="Avenir Next" w:eastAsia="Avenir Next"/>
-          <w:color w:val="1A1A1A"/>
-          <w:sz w:val="21"/>
+          <w:sz w:val="22"/>
           <w:szCs w:val="21"/>
         </w:rPr>
         <w:t xml:space="preserve">.</w:t>
@@ -2734,25 +2753,25 @@
           <w:rFonts w:ascii="Avenir Next" w:hAnsi="Avenir Next" w:cs="Avenir Next" w:eastAsia="Avenir Next"/>
           <w:b/>
           <w:color w:val="003A70"/>
+          <w:sz w:val="22"/>
+          <w:szCs w:val="18"/>
+        </w:rPr>
+        <w:t xml:space="preserve">Step 3</w:t>
+      </w:r>
+      <w:r>
+        <w:rPr>
+          <w:rFonts w:ascii="Avenir Next" w:hAnsi="Avenir Next" w:cs="Avenir Next" w:eastAsia="Avenir Next"/>
+          <w:color w:val="1A1A1A"/>
           <w:sz w:val="18"/>
           <w:szCs w:val="18"/>
         </w:rPr>
-        <w:t xml:space="preserve">Step 3</w:t>
-      </w:r>
-      <w:r>
-        <w:rPr>
-          <w:rFonts w:ascii="Avenir Next" w:hAnsi="Avenir Next" w:cs="Avenir Next" w:eastAsia="Avenir Next"/>
-          <w:color w:val="1A1A1A"/>
-          <w:sz w:val="18"/>
-          <w:szCs w:val="18"/>
-        </w:rPr>
         <w:tab/>
       </w:r>
       <w:r>
         <w:rPr>
           <w:rFonts w:ascii="Avenir Next" w:hAnsi="Avenir Next" w:cs="Avenir Next" w:eastAsia="Avenir Next"/>
           <w:color w:val="1A1A1A"/>
-          <w:sz w:val="21"/>
+          <w:sz w:val="22"/>
           <w:szCs w:val="21"/>
         </w:rPr>
         <w:t xml:space="preserve">30 + 9 = </w:t>
@@ -2825,25 +2844,25 @@
           <w:rFonts w:ascii="Avenir Next" w:hAnsi="Avenir Next" w:cs="Avenir Next" w:eastAsia="Avenir Next"/>
           <w:b/>
           <w:color w:val="003A70"/>
+          <w:sz w:val="22"/>
+          <w:szCs w:val="18"/>
+        </w:rPr>
+        <w:t xml:space="preserve">Step 1</w:t>
+      </w:r>
+      <w:r>
+        <w:rPr>
+          <w:rFonts w:ascii="Avenir Next" w:hAnsi="Avenir Next" w:cs="Avenir Next" w:eastAsia="Avenir Next"/>
+          <w:color w:val="1A1A1A"/>
           <w:sz w:val="18"/>
           <w:szCs w:val="18"/>
         </w:rPr>
-        <w:t xml:space="preserve">Step 1</w:t>
-      </w:r>
-      <w:r>
-        <w:rPr>
-          <w:rFonts w:ascii="Avenir Next" w:hAnsi="Avenir Next" w:cs="Avenir Next" w:eastAsia="Avenir Next"/>
-          <w:color w:val="1A1A1A"/>
-          <w:sz w:val="18"/>
-          <w:szCs w:val="18"/>
-        </w:rPr>
         <w:tab/>
       </w:r>
       <w:r>
         <w:rPr>
           <w:rFonts w:ascii="Avenir Next" w:hAnsi="Avenir Next" w:cs="Avenir Next" w:eastAsia="Avenir Next"/>
           <w:color w:val="1A1A1A"/>
-          <w:sz w:val="21"/>
+          <w:sz w:val="22"/>
           <w:szCs w:val="21"/>
         </w:rPr>
         <w:t xml:space="preserve">216 = 180 + </w:t>
@@ -2873,28 +2892,47 @@
           <w:rFonts w:ascii="Avenir Next" w:hAnsi="Avenir Next" w:cs="Avenir Next" w:eastAsia="Avenir Next"/>
           <w:b/>
           <w:color w:val="003A70"/>
+          <w:sz w:val="22"/>
+          <w:szCs w:val="18"/>
+        </w:rPr>
+        <w:t xml:space="preserve">Step 2</w:t>
+      </w:r>
+      <w:r>
+        <w:rPr>
+          <w:rFonts w:ascii="Avenir Next" w:hAnsi="Avenir Next" w:cs="Avenir Next" w:eastAsia="Avenir Next"/>
+          <w:color w:val="1A1A1A"/>
           <w:sz w:val="18"/>
           <w:szCs w:val="18"/>
         </w:rPr>
-        <w:t xml:space="preserve">Step 2</w:t>
-      </w:r>
-      <w:r>
-        <w:rPr>
-          <w:rFonts w:ascii="Avenir Next" w:hAnsi="Avenir Next" w:cs="Avenir Next" w:eastAsia="Avenir Next"/>
-          <w:color w:val="1A1A1A"/>
-          <w:sz w:val="18"/>
-          <w:szCs w:val="18"/>
-        </w:rPr>
         <w:tab/>
       </w:r>
       <w:r>
         <w:rPr>
           <w:rFonts w:ascii="Avenir Next" w:hAnsi="Avenir Next" w:cs="Avenir Next" w:eastAsia="Avenir Next"/>
           <w:color w:val="1A1A1A"/>
+          <w:sz w:val="22"/>
+          <w:szCs w:val="21"/>
+        </w:rPr>
+        <w:t xml:space="preserve">180 ÷ 6 = </w:t>
+      </w:r>
+      <w:r>
+        <w:rPr>
+          <w:rFonts w:ascii="Avenir Next" w:hAnsi="Avenir Next" w:cs="Avenir Next" w:eastAsia="Avenir Next"/>
+          <w:color w:val="1A1A1A"/>
           <w:sz w:val="21"/>
           <w:szCs w:val="21"/>
-        </w:rPr>
-        <w:t xml:space="preserve">180 ÷ 6 = </w:t>
+          <w:u w:val="single"/>
+        </w:rPr>
+        <w:t xml:space="preserve">                </w:t>
+      </w:r>
+      <w:r>
+        <w:rPr>
+          <w:rFonts w:ascii="Avenir Next" w:hAnsi="Avenir Next" w:cs="Avenir Next" w:eastAsia="Avenir Next"/>
+          <w:color w:val="1A1A1A"/>
+          <w:sz w:val="22"/>
+          <w:szCs w:val="21"/>
+        </w:rPr>
+        <w:t xml:space="preserve">.  36 ÷ 6 = </w:t>
       </w:r>
       <w:r>
         <w:rPr>
@@ -2910,26 +2948,7 @@
         <w:rPr>
           <w:rFonts w:ascii="Avenir Next" w:hAnsi="Avenir Next" w:cs="Avenir Next" w:eastAsia="Avenir Next"/>
           <w:color w:val="1A1A1A"/>
-          <w:sz w:val="21"/>
-          <w:szCs w:val="21"/>
-        </w:rPr>
-        <w:t xml:space="preserve">.  36 ÷ 6 = </w:t>
-      </w:r>
-      <w:r>
-        <w:rPr>
-          <w:rFonts w:ascii="Avenir Next" w:hAnsi="Avenir Next" w:cs="Avenir Next" w:eastAsia="Avenir Next"/>
-          <w:color w:val="1A1A1A"/>
-          <w:sz w:val="21"/>
-          <w:szCs w:val="21"/>
-          <w:u w:val="single"/>
-        </w:rPr>
-        <w:t xml:space="preserve">                </w:t>
-      </w:r>
-      <w:r>
-        <w:rPr>
-          <w:rFonts w:ascii="Avenir Next" w:hAnsi="Avenir Next" w:cs="Avenir Next" w:eastAsia="Avenir Next"/>
-          <w:color w:val="1A1A1A"/>
-          <w:sz w:val="21"/>
+          <w:sz w:val="22"/>
           <w:szCs w:val="21"/>
         </w:rPr>
         <w:t xml:space="preserve">.</w:t>
@@ -2949,35 +2968,35 @@
           <w:rFonts w:ascii="Avenir Next" w:hAnsi="Avenir Next" w:cs="Avenir Next" w:eastAsia="Avenir Next"/>
           <w:b/>
           <w:color w:val="003A70"/>
+          <w:sz w:val="22"/>
+          <w:szCs w:val="18"/>
+        </w:rPr>
+        <w:t xml:space="preserve">Step 3</w:t>
+      </w:r>
+      <w:r>
+        <w:rPr>
+          <w:rFonts w:ascii="Avenir Next" w:hAnsi="Avenir Next" w:cs="Avenir Next" w:eastAsia="Avenir Next"/>
+          <w:color w:val="1A1A1A"/>
           <w:sz w:val="18"/>
           <w:szCs w:val="18"/>
         </w:rPr>
-        <w:t xml:space="preserve">Step 3</w:t>
-      </w:r>
-      <w:r>
-        <w:rPr>
-          <w:rFonts w:ascii="Avenir Next" w:hAnsi="Avenir Next" w:cs="Avenir Next" w:eastAsia="Avenir Next"/>
-          <w:color w:val="1A1A1A"/>
-          <w:sz w:val="18"/>
-          <w:szCs w:val="18"/>
-        </w:rPr>
         <w:tab/>
       </w:r>
       <w:r>
         <w:rPr>
           <w:rFonts w:ascii="Avenir Next" w:hAnsi="Avenir Next" w:cs="Avenir Next" w:eastAsia="Avenir Next"/>
           <w:color w:val="1A1A1A"/>
+          <w:sz w:val="22"/>
+          <w:szCs w:val="21"/>
+        </w:rPr>
+        <w:t xml:space="preserve">30 + 6 = </w:t>
+      </w:r>
+      <w:r>
+        <w:rPr>
+          <w:rFonts w:ascii="Avenir Next" w:hAnsi="Avenir Next" w:cs="Avenir Next" w:eastAsia="Avenir Next"/>
+          <w:color w:val="1A1A1A"/>
           <w:sz w:val="21"/>
           <w:szCs w:val="21"/>
-        </w:rPr>
-        <w:t xml:space="preserve">30 + 6 = </w:t>
-      </w:r>
-      <w:r>
-        <w:rPr>
-          <w:rFonts w:ascii="Avenir Next" w:hAnsi="Avenir Next" w:cs="Avenir Next" w:eastAsia="Avenir Next"/>
-          <w:color w:val="1A1A1A"/>
-          <w:sz w:val="21"/>
-          <w:szCs w:val="21"/>
           <w:u w:val="single"/>
         </w:rPr>
         <w:t xml:space="preserve">                </w:t>
@@ -2990,6 +3009,7 @@
     </w:p>
     <w:p>
       <w:pPr>
+        <w:pStyle w:val="Heading2"/>
         <w:keepNext/>
         <w:pBdr>
           <w:bottom w:val="single" w:sz="8" w:space="3" w:color="003A70"/>
@@ -3005,7 +3025,7 @@
           <w:b/>
           <w:color w:val="003A70"/>
           <w:spacing w:val="14"/>
-          <w:sz w:val="19"/>
+          <w:sz w:val="22"/>
           <w:szCs w:val="19"/>
         </w:rPr>
         <w:t xml:space="preserve">YOUR TURN</w:t>
@@ -3024,7 +3044,7 @@
           <w:rFonts w:ascii="Avenir Next" w:hAnsi="Avenir Next" w:cs="Avenir Next" w:eastAsia="Avenir Next"/>
           <w:i/>
           <w:color w:val="5A5F66"/>
-          <w:sz w:val="17"/>
+          <w:sz w:val="22"/>
           <w:szCs w:val="17"/>
         </w:rPr>
         <w:t xml:space="preserve">use the steps on your own</w:t>
@@ -3196,7 +3216,7 @@
                       <w:szCs w:val="22"/>
                       <w:u w:val="single"/>
                     </w:rPr>
-                    <w:t xml:space="preserve">      </w:t>
+                    <w:t xml:space="preserve">          </w:t>
                   </w:r>
                 </w:p>
               </w:tc>
@@ -3258,7 +3278,7 @@
                       <w:szCs w:val="22"/>
                       <w:u w:val="single"/>
                     </w:rPr>
-                    <w:t xml:space="preserve">      </w:t>
+                    <w:t xml:space="preserve">          </w:t>
                   </w:r>
                 </w:p>
               </w:tc>
@@ -3320,7 +3340,7 @@
                       <w:szCs w:val="22"/>
                       <w:u w:val="single"/>
                     </w:rPr>
-                    <w:t xml:space="preserve">      </w:t>
+                    <w:t xml:space="preserve">          </w:t>
                   </w:r>
                 </w:p>
               </w:tc>
@@ -3388,7 +3408,7 @@
                       <w:szCs w:val="22"/>
                       <w:u w:val="single"/>
                     </w:rPr>
-                    <w:t xml:space="preserve">      </w:t>
+                    <w:t xml:space="preserve">          </w:t>
                   </w:r>
                 </w:p>
               </w:tc>
@@ -3450,7 +3470,7 @@
                       <w:szCs w:val="22"/>
                       <w:u w:val="single"/>
                     </w:rPr>
-                    <w:t xml:space="preserve">      </w:t>
+                    <w:t xml:space="preserve">          </w:t>
                   </w:r>
                 </w:p>
               </w:tc>
@@ -3512,7 +3532,7 @@
                       <w:szCs w:val="22"/>
                       <w:u w:val="single"/>
                     </w:rPr>
-                    <w:t xml:space="preserve">      </w:t>
+                    <w:t xml:space="preserve">          </w:t>
                   </w:r>
                 </w:p>
               </w:tc>
@@ -3533,6 +3553,7 @@
     </w:p>
     <w:p>
       <w:pPr>
+        <w:pStyle w:val="Heading2"/>
         <w:keepNext/>
         <w:pBdr>
           <w:bottom w:val="single" w:sz="8" w:space="3" w:color="003A70"/>
@@ -3548,7 +3569,7 @@
           <w:b/>
           <w:color w:val="003A70"/>
           <w:spacing w:val="14"/>
-          <w:sz w:val="19"/>
+          <w:sz w:val="22"/>
           <w:szCs w:val="19"/>
         </w:rPr>
         <w:t xml:space="preserve">READY CHECK</w:t>
@@ -3567,7 +3588,7 @@
           <w:rFonts w:ascii="Avenir Next" w:hAnsi="Avenir Next" w:cs="Avenir Next" w:eastAsia="Avenir Next"/>
           <w:i/>
           <w:color w:val="5A5F66"/>
-          <w:sz w:val="17"/>
+          <w:sz w:val="22"/>
           <w:szCs w:val="17"/>
         </w:rPr>
         <w:t xml:space="preserve">a problem like the one in today’s lesson</w:t>
@@ -3737,25 +3758,25 @@
                       <w:rFonts w:ascii="Avenir Next" w:hAnsi="Avenir Next" w:cs="Avenir Next" w:eastAsia="Avenir Next"/>
                       <w:b/>
                       <w:color w:val="003A70"/>
+                      <w:sz w:val="22"/>
+                      <w:szCs w:val="21"/>
+                    </w:rPr>
+                    <w:t xml:space="preserve">A</w:t>
+                  </w:r>
+                  <w:r>
+                    <w:rPr>
+                      <w:rFonts w:ascii="Avenir Next" w:hAnsi="Avenir Next" w:cs="Avenir Next" w:eastAsia="Avenir Next"/>
+                      <w:color w:val="1A1A1A"/>
                       <w:sz w:val="21"/>
                       <w:szCs w:val="21"/>
                     </w:rPr>
-                    <w:t xml:space="preserve">A</w:t>
-                  </w:r>
-                  <w:r>
-                    <w:rPr>
-                      <w:rFonts w:ascii="Avenir Next" w:hAnsi="Avenir Next" w:cs="Avenir Next" w:eastAsia="Avenir Next"/>
-                      <w:color w:val="1A1A1A"/>
-                      <w:sz w:val="21"/>
-                      <w:szCs w:val="21"/>
-                    </w:rPr>
                     <w:tab/>
                   </w:r>
                   <w:r>
                     <w:rPr>
                       <w:rFonts w:ascii="Avenir Next" w:hAnsi="Avenir Next" w:cs="Avenir Next" w:eastAsia="Avenir Next"/>
                       <w:color w:val="1A1A1A"/>
-                      <w:sz w:val="21"/>
+                      <w:sz w:val="22"/>
                       <w:szCs w:val="21"/>
                     </w:rPr>
                     <w:t xml:space="preserve">48</w:t>
@@ -3780,25 +3801,25 @@
                       <w:rFonts w:ascii="Avenir Next" w:hAnsi="Avenir Next" w:cs="Avenir Next" w:eastAsia="Avenir Next"/>
                       <w:b/>
                       <w:color w:val="003A70"/>
+                      <w:sz w:val="22"/>
+                      <w:szCs w:val="21"/>
+                    </w:rPr>
+                    <w:t xml:space="preserve">B</w:t>
+                  </w:r>
+                  <w:r>
+                    <w:rPr>
+                      <w:rFonts w:ascii="Avenir Next" w:hAnsi="Avenir Next" w:cs="Avenir Next" w:eastAsia="Avenir Next"/>
+                      <w:color w:val="1A1A1A"/>
                       <w:sz w:val="21"/>
                       <w:szCs w:val="21"/>
                     </w:rPr>
-                    <w:t xml:space="preserve">B</w:t>
-                  </w:r>
-                  <w:r>
-                    <w:rPr>
-                      <w:rFonts w:ascii="Avenir Next" w:hAnsi="Avenir Next" w:cs="Avenir Next" w:eastAsia="Avenir Next"/>
-                      <w:color w:val="1A1A1A"/>
-                      <w:sz w:val="21"/>
-                      <w:szCs w:val="21"/>
-                    </w:rPr>
                     <w:tab/>
                   </w:r>
                   <w:r>
                     <w:rPr>
                       <w:rFonts w:ascii="Avenir Next" w:hAnsi="Avenir Next" w:cs="Avenir Next" w:eastAsia="Avenir Next"/>
                       <w:color w:val="1A1A1A"/>
-                      <w:sz w:val="21"/>
+                      <w:sz w:val="22"/>
                       <w:szCs w:val="21"/>
                     </w:rPr>
                     <w:t xml:space="preserve">9</w:t>
@@ -3823,25 +3844,25 @@
                       <w:rFonts w:ascii="Avenir Next" w:hAnsi="Avenir Next" w:cs="Avenir Next" w:eastAsia="Avenir Next"/>
                       <w:b/>
                       <w:color w:val="003A70"/>
+                      <w:sz w:val="22"/>
+                      <w:szCs w:val="21"/>
+                    </w:rPr>
+                    <w:t xml:space="preserve">C</w:t>
+                  </w:r>
+                  <w:r>
+                    <w:rPr>
+                      <w:rFonts w:ascii="Avenir Next" w:hAnsi="Avenir Next" w:cs="Avenir Next" w:eastAsia="Avenir Next"/>
+                      <w:color w:val="1A1A1A"/>
                       <w:sz w:val="21"/>
                       <w:szCs w:val="21"/>
                     </w:rPr>
-                    <w:t xml:space="preserve">C</w:t>
-                  </w:r>
-                  <w:r>
-                    <w:rPr>
-                      <w:rFonts w:ascii="Avenir Next" w:hAnsi="Avenir Next" w:cs="Avenir Next" w:eastAsia="Avenir Next"/>
-                      <w:color w:val="1A1A1A"/>
-                      <w:sz w:val="21"/>
-                      <w:szCs w:val="21"/>
-                    </w:rPr>
                     <w:tab/>
                   </w:r>
                   <w:r>
                     <w:rPr>
                       <w:rFonts w:ascii="Avenir Next" w:hAnsi="Avenir Next" w:cs="Avenir Next" w:eastAsia="Avenir Next"/>
                       <w:color w:val="1A1A1A"/>
-                      <w:sz w:val="21"/>
+                      <w:sz w:val="22"/>
                       <w:szCs w:val="21"/>
                     </w:rPr>
                     <w:t xml:space="preserve">60</w:t>
@@ -3866,25 +3887,25 @@
                       <w:rFonts w:ascii="Avenir Next" w:hAnsi="Avenir Next" w:cs="Avenir Next" w:eastAsia="Avenir Next"/>
                       <w:b/>
                       <w:color w:val="003A70"/>
+                      <w:sz w:val="22"/>
+                      <w:szCs w:val="21"/>
+                    </w:rPr>
+                    <w:t xml:space="preserve">D</w:t>
+                  </w:r>
+                  <w:r>
+                    <w:rPr>
+                      <w:rFonts w:ascii="Avenir Next" w:hAnsi="Avenir Next" w:cs="Avenir Next" w:eastAsia="Avenir Next"/>
+                      <w:color w:val="1A1A1A"/>
                       <w:sz w:val="21"/>
                       <w:szCs w:val="21"/>
                     </w:rPr>
-                    <w:t xml:space="preserve">D</w:t>
-                  </w:r>
-                  <w:r>
-                    <w:rPr>
-                      <w:rFonts w:ascii="Avenir Next" w:hAnsi="Avenir Next" w:cs="Avenir Next" w:eastAsia="Avenir Next"/>
-                      <w:color w:val="1A1A1A"/>
-                      <w:sz w:val="21"/>
-                      <w:szCs w:val="21"/>
-                    </w:rPr>
                     <w:tab/>
                   </w:r>
                   <w:r>
                     <w:rPr>
                       <w:rFonts w:ascii="Avenir Next" w:hAnsi="Avenir Next" w:cs="Avenir Next" w:eastAsia="Avenir Next"/>
                       <w:color w:val="1A1A1A"/>
-                      <w:sz w:val="21"/>
+                      <w:sz w:val="22"/>
                       <w:szCs w:val="21"/>
                     </w:rPr>
                     <w:t xml:space="preserve">324</w:t>
@@ -3933,19 +3954,42 @@
         <w:tblLook w:val="0000" w:firstRow="0" w:lastRow="0" w:firstColumn="0" w:lastColumn="0" w:noHBand="1" w:noVBand="1"/>
       </w:tblPr>
       <w:tblGrid>
-        <w:gridCol w:w="2000"/>
-        <w:gridCol w:w="2300"/>
-        <w:gridCol w:w="2100"/>
-        <w:gridCol w:w="3104"/>
+        <w:gridCol w:w="1750"/>
+        <w:gridCol w:w="2500"/>
+        <w:gridCol w:w="2200"/>
+        <w:gridCol w:w="3054"/>
       </w:tblGrid>
       <w:tr>
         <w:trPr>
           <w:cantSplit/>
-          <w:trHeight w:val="320" w:hRule="atLeast"/>
+          <w:trHeight w:val="300" w:hRule="atLeast"/>
         </w:trPr>
         <w:tc>
           <w:tcPr>
-            <w:tcW w:w="2000" w:type="dxa"/>
+            <w:tcW w:w="1750" w:type="dxa"/>
+            <w:vAlign w:val="center"/>
+          </w:tcPr>
+          <w:p>
+            <w:pPr>
+              <w:pStyle w:val="Heading2"/>
+              <w:spacing w:before="0" w:after="0" w:line="240" w:lineRule="auto"/>
+            </w:pPr>
+            <w:r>
+              <w:rPr>
+                <w:rFonts w:ascii="Avenir Next" w:hAnsi="Avenir Next" w:cs="Avenir Next" w:eastAsia="Avenir Next"/>
+                <w:b/>
+                <w:color w:val="003A70"/>
+                <w:spacing w:val="12"/>
+                <w:sz w:val="15"/>
+                <w:szCs w:val="15"/>
+              </w:rPr>
+              <w:t xml:space="preserve">CHECK YOURSELF</w:t>
+            </w:r>
+          </w:p>
+        </w:tc>
+        <w:tc>
+          <w:tcPr>
+            <w:tcW w:w="2500" w:type="dxa"/>
             <w:vAlign w:val="center"/>
           </w:tcPr>
           <w:p>
@@ -3954,20 +3998,27 @@
             </w:pPr>
             <w:r>
               <w:rPr>
-                <w:rFonts w:ascii="Avenir Next" w:hAnsi="Avenir Next" w:cs="Avenir Next" w:eastAsia="Avenir Next"/>
-                <w:b/>
-                <w:color w:val="003A70"/>
-                <w:spacing w:val="12"/>
-                <w:sz w:val="15"/>
-                <w:szCs w:val="15"/>
-              </w:rPr>
-              <w:t xml:space="preserve">CHECK YOURSELF</w:t>
+                <w:rFonts w:ascii="Arial" w:hAnsi="Arial" w:cs="Arial" w:eastAsia="Arial"/>
+                <w:color w:val="1A1A1A"/>
+                <w:sz w:val="20"/>
+                <w:szCs w:val="20"/>
+              </w:rPr>
+              <w:t xml:space="preserve">□</w:t>
+            </w:r>
+            <w:r>
+              <w:rPr>
+                <w:rFonts w:ascii="Avenir Next" w:hAnsi="Avenir Next" w:cs="Avenir Next" w:eastAsia="Avenir Next"/>
+                <w:color w:val="1A1A1A"/>
+                <w:sz w:val="17"/>
+                <w:szCs w:val="17"/>
+              </w:rPr>
+              <w:t xml:space="preserve">  I can do this on my own</w:t>
             </w:r>
           </w:p>
         </w:tc>
         <w:tc>
           <w:tcPr>
-            <w:tcW w:w="2300" w:type="dxa"/>
+            <w:tcW w:w="2200" w:type="dxa"/>
             <w:vAlign w:val="center"/>
           </w:tcPr>
           <w:p>
@@ -3978,8 +4029,8 @@
               <w:rPr>
                 <w:rFonts w:ascii="Arial" w:hAnsi="Arial" w:cs="Arial" w:eastAsia="Arial"/>
                 <w:color w:val="1A1A1A"/>
-                <w:sz w:val="24"/>
-                <w:szCs w:val="24"/>
+                <w:sz w:val="20"/>
+                <w:szCs w:val="20"/>
               </w:rPr>
               <w:t xml:space="preserve">□</w:t>
             </w:r>
@@ -3990,13 +4041,13 @@
                 <w:sz w:val="17"/>
                 <w:szCs w:val="17"/>
               </w:rPr>
-              <w:t xml:space="preserve">  I can do this on my own</w:t>
+              <w:t xml:space="preserve">  I need a little help</w:t>
             </w:r>
           </w:p>
         </w:tc>
         <w:tc>
           <w:tcPr>
-            <w:tcW w:w="2100" w:type="dxa"/>
+            <w:tcW w:w="3054" w:type="dxa"/>
             <w:vAlign w:val="center"/>
           </w:tcPr>
           <w:p>
@@ -4007,37 +4058,8 @@
               <w:rPr>
                 <w:rFonts w:ascii="Arial" w:hAnsi="Arial" w:cs="Arial" w:eastAsia="Arial"/>
                 <w:color w:val="1A1A1A"/>
-                <w:sz w:val="24"/>
-                <w:szCs w:val="24"/>
-              </w:rPr>
-              <w:t xml:space="preserve">□</w:t>
-            </w:r>
-            <w:r>
-              <w:rPr>
-                <w:rFonts w:ascii="Avenir Next" w:hAnsi="Avenir Next" w:cs="Avenir Next" w:eastAsia="Avenir Next"/>
-                <w:color w:val="1A1A1A"/>
-                <w:sz w:val="17"/>
-                <w:szCs w:val="17"/>
-              </w:rPr>
-              <w:t xml:space="preserve">  I need a little help</w:t>
-            </w:r>
-          </w:p>
-        </w:tc>
-        <w:tc>
-          <w:tcPr>
-            <w:tcW w:w="3104" w:type="dxa"/>
-            <w:vAlign w:val="center"/>
-          </w:tcPr>
-          <w:p>
-            <w:pPr>
-              <w:spacing w:before="0" w:after="0" w:line="240" w:lineRule="auto"/>
-            </w:pPr>
-            <w:r>
-              <w:rPr>
-                <w:rFonts w:ascii="Arial" w:hAnsi="Arial" w:cs="Arial" w:eastAsia="Arial"/>
-                <w:color w:val="1A1A1A"/>
-                <w:sz w:val="24"/>
-                <w:szCs w:val="24"/>
+                <w:sz w:val="20"/>
+                <w:szCs w:val="20"/>
               </w:rPr>
               <w:t xml:space="preserve">□</w:t>
             </w:r>
@@ -4072,7 +4094,7 @@
     <w:sectPr>
       <w:footerReference w:type="default" r:id="rIdFooter1"/>
       <w:pgSz w:w="12240" w:h="15840"/>
-      <w:pgMar w:top="893" w:right="1224" w:bottom="835" w:left="1512" w:header="432" w:footer="432" w:gutter="0"/>
+      <w:pgMar w:top="780" w:right="1224" w:bottom="760" w:left="1512" w:header="432" w:footer="432" w:gutter="0"/>
       <w:cols w:space="720"/>
     </w:sectPr>
   </w:body>
@@ -4152,7 +4174,106 @@
               <w:sz w:val="15"/>
               <w:szCs w:val="15"/>
             </w:rPr>
-            <w:t xml:space="preserve">Lesson 9-2  ·  Session 2  ·  Prerequisite Practice A</w:t>
+            <w:t xml:space="preserve">9-2 · Page </w:t>
+          </w:r>
+          <w:r>
+            <w:rPr>
+              <w:rFonts w:ascii="Avenir Next" w:hAnsi="Avenir Next" w:cs="Avenir Next" w:eastAsia="Avenir Next"/>
+              <w:color w:val="5A5F66"/>
+              <w:sz w:val="15"/>
+              <w:szCs w:val="15"/>
+            </w:rPr>
+            <w:fldChar w:fldCharType="begin"/>
+          </w:r>
+          <w:r>
+            <w:rPr>
+              <w:rFonts w:ascii="Avenir Next" w:hAnsi="Avenir Next" w:cs="Avenir Next" w:eastAsia="Avenir Next"/>
+              <w:color w:val="5A5F66"/>
+              <w:sz w:val="15"/>
+              <w:szCs w:val="15"/>
+            </w:rPr>
+            <w:instrText xml:space="preserve"> PAGE </w:instrText>
+          </w:r>
+          <w:r>
+            <w:rPr>
+              <w:rFonts w:ascii="Avenir Next" w:hAnsi="Avenir Next" w:cs="Avenir Next" w:eastAsia="Avenir Next"/>
+              <w:color w:val="5A5F66"/>
+              <w:sz w:val="15"/>
+              <w:szCs w:val="15"/>
+            </w:rPr>
+            <w:fldChar w:fldCharType="separate"/>
+          </w:r>
+          <w:r>
+            <w:rPr>
+              <w:rFonts w:ascii="Avenir Next" w:hAnsi="Avenir Next" w:cs="Avenir Next" w:eastAsia="Avenir Next"/>
+              <w:color w:val="5A5F66"/>
+              <w:sz w:val="15"/>
+              <w:szCs w:val="15"/>
+            </w:rPr>
+            <w:t xml:space="preserve">1</w:t>
+          </w:r>
+          <w:r>
+            <w:rPr>
+              <w:rFonts w:ascii="Avenir Next" w:hAnsi="Avenir Next" w:cs="Avenir Next" w:eastAsia="Avenir Next"/>
+              <w:color w:val="5A5F66"/>
+              <w:sz w:val="15"/>
+              <w:szCs w:val="15"/>
+            </w:rPr>
+            <w:fldChar w:fldCharType="end"/>
+          </w:r>
+          <w:r>
+            <w:rPr>
+              <w:rFonts w:ascii="Avenir Next" w:hAnsi="Avenir Next" w:cs="Avenir Next" w:eastAsia="Avenir Next"/>
+              <w:color w:val="5A5F66"/>
+              <w:sz w:val="15"/>
+              <w:szCs w:val="15"/>
+            </w:rPr>
+            <w:t xml:space="preserve"> of </w:t>
+          </w:r>
+          <w:r>
+            <w:rPr>
+              <w:rFonts w:ascii="Avenir Next" w:hAnsi="Avenir Next" w:cs="Avenir Next" w:eastAsia="Avenir Next"/>
+              <w:color w:val="5A5F66"/>
+              <w:sz w:val="15"/>
+              <w:szCs w:val="15"/>
+            </w:rPr>
+            <w:fldChar w:fldCharType="begin"/>
+          </w:r>
+          <w:r>
+            <w:rPr>
+              <w:rFonts w:ascii="Avenir Next" w:hAnsi="Avenir Next" w:cs="Avenir Next" w:eastAsia="Avenir Next"/>
+              <w:color w:val="5A5F66"/>
+              <w:sz w:val="15"/>
+              <w:szCs w:val="15"/>
+            </w:rPr>
+            <w:instrText xml:space="preserve"> NUMPAGES </w:instrText>
+          </w:r>
+          <w:r>
+            <w:rPr>
+              <w:rFonts w:ascii="Avenir Next" w:hAnsi="Avenir Next" w:cs="Avenir Next" w:eastAsia="Avenir Next"/>
+              <w:color w:val="5A5F66"/>
+              <w:sz w:val="15"/>
+              <w:szCs w:val="15"/>
+            </w:rPr>
+            <w:fldChar w:fldCharType="separate"/>
+          </w:r>
+          <w:r>
+            <w:rPr>
+              <w:rFonts w:ascii="Avenir Next" w:hAnsi="Avenir Next" w:cs="Avenir Next" w:eastAsia="Avenir Next"/>
+              <w:color w:val="5A5F66"/>
+              <w:sz w:val="15"/>
+              <w:szCs w:val="15"/>
+            </w:rPr>
+            <w:t xml:space="preserve">1</w:t>
+          </w:r>
+          <w:r>
+            <w:rPr>
+              <w:rFonts w:ascii="Avenir Next" w:hAnsi="Avenir Next" w:cs="Avenir Next" w:eastAsia="Avenir Next"/>
+              <w:color w:val="5A5F66"/>
+              <w:sz w:val="15"/>
+              <w:szCs w:val="15"/>
+            </w:rPr>
+            <w:fldChar w:fldCharType="end"/>
           </w:r>
         </w:p>
       </w:tc>
@@ -4195,5 +4316,23 @@
       </w:tblCellMar>
     </w:tblPr>
   </w:style>
+  <w:style w:type="paragraph" w:styleId="Heading1">
+    <w:name w:val="heading 1"/>
+    <w:basedOn w:val="Normal"/>
+    <w:pPr>
+      <w:outlineLvl w:val="0"/>
+      <w:keepNext w:val="0"/>
+      <w:keepLines w:val="0"/>
+    </w:pPr>
+  </w:style>
+  <w:style w:type="paragraph" w:styleId="Heading2">
+    <w:name w:val="heading 2"/>
+    <w:basedOn w:val="Normal"/>
+    <w:pPr>
+      <w:outlineLvl w:val="1"/>
+      <w:keepNext w:val="0"/>
+      <w:keepLines w:val="0"/>
+    </w:pPr>
+  </w:style>
 </w:styles>
 </file>